--- a/LAPORAN/JOBSEET 3.docx
+++ b/LAPORAN/JOBSEET 3.docx
@@ -916,6 +916,7 @@
       <w:r>
         <w:rPr>
           <w:rFonts w:ascii="Times New Roman" w:hAnsi="Times New Roman" w:cs="Times New Roman"/>
+          <w:noProof/>
           <w:sz w:val="24"/>
           <w:szCs w:val="24"/>
         </w:rPr>
@@ -964,6 +965,7 @@
       <w:r>
         <w:rPr>
           <w:rFonts w:ascii="Times New Roman" w:hAnsi="Times New Roman" w:cs="Times New Roman"/>
+          <w:noProof/>
           <w:sz w:val="24"/>
           <w:szCs w:val="24"/>
         </w:rPr>
@@ -1385,14 +1387,13 @@
           <w:tab w:val="left" w:pos="1859"/>
         </w:tabs>
         <w:rPr>
-          <w:rFonts w:ascii="Times New Roman" w:hAnsi="Times New Roman" w:cs="Times New Roman"/>
-          <w:sz w:val="24"/>
-          <w:szCs w:val="24"/>
-        </w:rPr>
-      </w:pPr>
-      <w:r>
-        <w:rPr>
-          <w:rFonts w:ascii="Times New Roman" w:hAnsi="Times New Roman" w:cs="Times New Roman"/>
+          <w:noProof/>
+        </w:rPr>
+      </w:pPr>
+      <w:r>
+        <w:rPr>
+          <w:rFonts w:ascii="Times New Roman" w:hAnsi="Times New Roman" w:cs="Times New Roman"/>
+          <w:noProof/>
           <w:sz w:val="24"/>
           <w:szCs w:val="24"/>
         </w:rPr>
@@ -1441,6 +1442,7 @@
       <w:r>
         <w:rPr>
           <w:rFonts w:ascii="Times New Roman" w:hAnsi="Times New Roman" w:cs="Times New Roman"/>
+          <w:noProof/>
           <w:sz w:val="24"/>
           <w:szCs w:val="24"/>
         </w:rPr>
@@ -1487,9 +1489,2283 @@
           <w:tab w:val="left" w:pos="1859"/>
         </w:tabs>
         <w:rPr>
+          <w:noProof/>
+        </w:rPr>
+      </w:pPr>
+    </w:p>
+    <w:p>
+      <w:pPr>
+        <w:tabs>
+          <w:tab w:val="left" w:pos="1859"/>
+        </w:tabs>
+        <w:rPr>
+          <w:noProof/>
+        </w:rPr>
+      </w:pPr>
+    </w:p>
+    <w:p>
+      <w:pPr>
+        <w:tabs>
+          <w:tab w:val="left" w:pos="1859"/>
+        </w:tabs>
+        <w:rPr>
+          <w:noProof/>
+        </w:rPr>
+      </w:pPr>
+    </w:p>
+    <w:p>
+      <w:pPr>
+        <w:tabs>
+          <w:tab w:val="left" w:pos="1859"/>
+        </w:tabs>
+        <w:rPr>
+          <w:noProof/>
+        </w:rPr>
+      </w:pPr>
+    </w:p>
+    <w:p>
+      <w:pPr>
+        <w:tabs>
+          <w:tab w:val="left" w:pos="1859"/>
+        </w:tabs>
+        <w:rPr>
+          <w:noProof/>
+        </w:rPr>
+      </w:pPr>
+    </w:p>
+    <w:p>
+      <w:pPr>
+        <w:tabs>
+          <w:tab w:val="left" w:pos="1859"/>
+        </w:tabs>
+        <w:rPr>
+          <w:noProof/>
+        </w:rPr>
+      </w:pPr>
+    </w:p>
+    <w:p>
+      <w:pPr>
+        <w:tabs>
+          <w:tab w:val="left" w:pos="1859"/>
+        </w:tabs>
+        <w:rPr>
+          <w:noProof/>
+        </w:rPr>
+      </w:pPr>
+    </w:p>
+    <w:p>
+      <w:pPr>
+        <w:tabs>
+          <w:tab w:val="left" w:pos="1859"/>
+        </w:tabs>
+        <w:rPr>
+          <w:noProof/>
+        </w:rPr>
+      </w:pPr>
+    </w:p>
+    <w:p>
+      <w:pPr>
+        <w:tabs>
+          <w:tab w:val="left" w:pos="1859"/>
+        </w:tabs>
+        <w:rPr>
+          <w:rFonts w:ascii="Times New Roman" w:hAnsi="Times New Roman" w:cs="Times New Roman"/>
+          <w:sz w:val="24"/>
+          <w:szCs w:val="24"/>
+        </w:rPr>
+      </w:pPr>
+    </w:p>
+    <w:p>
+      <w:pPr>
+        <w:pStyle w:val="Heading2"/>
+        <w:shd w:val="clear" w:color="auto" w:fill="FFFFFF"/>
+        <w:spacing w:before="360" w:beforeAutospacing="0" w:after="240" w:afterAutospacing="0"/>
+        <w:rPr>
+          <w:rFonts w:ascii="Segoe UI" w:hAnsi="Segoe UI" w:cs="Segoe UI"/>
+          <w:color w:val="1F2328"/>
+        </w:rPr>
+      </w:pPr>
+      <w:r>
+        <w:rPr>
+          <w:rFonts w:ascii="Segoe UI" w:hAnsi="Segoe UI" w:cs="Segoe UI"/>
+          <w:color w:val="1F2328"/>
+        </w:rPr>
+        <w:lastRenderedPageBreak/>
+        <w:t xml:space="preserve">6.4 Ide Latihan </w:t>
+      </w:r>
+      <w:proofErr w:type="spellStart"/>
+      <w:r>
+        <w:rPr>
+          <w:rFonts w:ascii="Segoe UI" w:hAnsi="Segoe UI" w:cs="Segoe UI"/>
+          <w:color w:val="1F2328"/>
+        </w:rPr>
+        <w:t>Tambahan</w:t>
+      </w:r>
+      <w:proofErr w:type="spellEnd"/>
+      <w:r>
+        <w:rPr>
+          <w:rFonts w:ascii="Segoe UI" w:hAnsi="Segoe UI" w:cs="Segoe UI"/>
+          <w:color w:val="1F2328"/>
+        </w:rPr>
+        <w:t xml:space="preserve"> (</w:t>
+      </w:r>
+      <w:proofErr w:type="spellStart"/>
+      <w:r>
+        <w:rPr>
+          <w:rFonts w:ascii="Segoe UI" w:hAnsi="Segoe UI" w:cs="Segoe UI"/>
+          <w:color w:val="1F2328"/>
+        </w:rPr>
+        <w:t>Opsional</w:t>
+      </w:r>
+      <w:proofErr w:type="spellEnd"/>
+      <w:r>
+        <w:rPr>
+          <w:rFonts w:ascii="Segoe UI" w:hAnsi="Segoe UI" w:cs="Segoe UI"/>
+          <w:color w:val="1F2328"/>
+        </w:rPr>
+        <w:t>)</w:t>
+      </w:r>
+    </w:p>
+    <w:p>
+      <w:pPr>
+        <w:numPr>
+          <w:ilvl w:val="0"/>
+          <w:numId w:val="4"/>
+        </w:numPr>
+        <w:shd w:val="clear" w:color="auto" w:fill="FFFFFF"/>
+        <w:spacing w:beforeAutospacing="1" w:after="0" w:afterAutospacing="1" w:line="240" w:lineRule="auto"/>
+        <w:rPr>
+          <w:rFonts w:ascii="Segoe UI" w:hAnsi="Segoe UI" w:cs="Segoe UI"/>
+          <w:color w:val="1F2328"/>
+        </w:rPr>
+      </w:pPr>
+      <w:proofErr w:type="spellStart"/>
+      <w:r>
+        <w:rPr>
+          <w:rStyle w:val="Strong"/>
+          <w:rFonts w:ascii="Segoe UI" w:hAnsi="Segoe UI" w:cs="Segoe UI"/>
+          <w:color w:val="1F2328"/>
+        </w:rPr>
+        <w:t>Tambah</w:t>
+      </w:r>
+      <w:proofErr w:type="spellEnd"/>
+      <w:r>
+        <w:rPr>
+          <w:rStyle w:val="Strong"/>
+          <w:rFonts w:ascii="Segoe UI" w:hAnsi="Segoe UI" w:cs="Segoe UI"/>
+          <w:color w:val="1F2328"/>
+        </w:rPr>
+        <w:t xml:space="preserve"> breakpoint </w:t>
+      </w:r>
+      <w:proofErr w:type="spellStart"/>
+      <w:r>
+        <w:rPr>
+          <w:rStyle w:val="Strong"/>
+          <w:rFonts w:ascii="Segoe UI" w:hAnsi="Segoe UI" w:cs="Segoe UI"/>
+          <w:color w:val="1F2328"/>
+        </w:rPr>
+        <w:t>baru</w:t>
+      </w:r>
+      <w:proofErr w:type="spellEnd"/>
+      <w:r>
+        <w:rPr>
+          <w:rFonts w:ascii="Segoe UI" w:hAnsi="Segoe UI" w:cs="Segoe UI"/>
+          <w:color w:val="1F2328"/>
+        </w:rPr>
+        <w:t xml:space="preserve"> — </w:t>
+      </w:r>
+      <w:proofErr w:type="spellStart"/>
+      <w:r>
+        <w:rPr>
+          <w:rFonts w:ascii="Segoe UI" w:hAnsi="Segoe UI" w:cs="Segoe UI"/>
+          <w:color w:val="1F2328"/>
+        </w:rPr>
+        <w:t>misalnya</w:t>
+      </w:r>
+      <w:proofErr w:type="spellEnd"/>
+      <w:r>
+        <w:rPr>
+          <w:rFonts w:ascii="Segoe UI" w:hAnsi="Segoe UI" w:cs="Segoe UI"/>
+          <w:color w:val="1F2328"/>
+        </w:rPr>
+        <w:t> </w:t>
+      </w:r>
+      <w:r>
+        <w:rPr>
+          <w:rStyle w:val="HTMLCode"/>
+          <w:rFonts w:ascii="Consolas" w:eastAsiaTheme="minorHAnsi" w:hAnsi="Consolas"/>
+          <w:color w:val="1F2328"/>
+        </w:rPr>
+        <w:t>@media (min-width: 1400px)</w:t>
+      </w:r>
+      <w:r>
+        <w:rPr>
+          <w:rFonts w:ascii="Segoe UI" w:hAnsi="Segoe UI" w:cs="Segoe UI"/>
+          <w:color w:val="1F2328"/>
+        </w:rPr>
+        <w:t> </w:t>
+      </w:r>
+      <w:proofErr w:type="spellStart"/>
+      <w:r>
+        <w:rPr>
+          <w:rFonts w:ascii="Segoe UI" w:hAnsi="Segoe UI" w:cs="Segoe UI"/>
+          <w:color w:val="1F2328"/>
+        </w:rPr>
+        <w:t>untuk</w:t>
+      </w:r>
+      <w:proofErr w:type="spellEnd"/>
+      <w:r>
+        <w:rPr>
+          <w:rFonts w:ascii="Segoe UI" w:hAnsi="Segoe UI" w:cs="Segoe UI"/>
+          <w:color w:val="1F2328"/>
+        </w:rPr>
+        <w:t xml:space="preserve"> </w:t>
+      </w:r>
+      <w:proofErr w:type="spellStart"/>
+      <w:r>
+        <w:rPr>
+          <w:rFonts w:ascii="Segoe UI" w:hAnsi="Segoe UI" w:cs="Segoe UI"/>
+          <w:color w:val="1F2328"/>
+        </w:rPr>
+        <w:t>layar</w:t>
+      </w:r>
+      <w:proofErr w:type="spellEnd"/>
+      <w:r>
+        <w:rPr>
+          <w:rFonts w:ascii="Segoe UI" w:hAnsi="Segoe UI" w:cs="Segoe UI"/>
+          <w:color w:val="1F2328"/>
+        </w:rPr>
+        <w:t xml:space="preserve"> monitor </w:t>
+      </w:r>
+      <w:proofErr w:type="spellStart"/>
+      <w:r>
+        <w:rPr>
+          <w:rFonts w:ascii="Segoe UI" w:hAnsi="Segoe UI" w:cs="Segoe UI"/>
+          <w:color w:val="1F2328"/>
+        </w:rPr>
+        <w:t>sangat</w:t>
+      </w:r>
+      <w:proofErr w:type="spellEnd"/>
+      <w:r>
+        <w:rPr>
+          <w:rFonts w:ascii="Segoe UI" w:hAnsi="Segoe UI" w:cs="Segoe UI"/>
+          <w:color w:val="1F2328"/>
+        </w:rPr>
+        <w:t xml:space="preserve"> </w:t>
+      </w:r>
+      <w:proofErr w:type="spellStart"/>
+      <w:r>
+        <w:rPr>
+          <w:rFonts w:ascii="Segoe UI" w:hAnsi="Segoe UI" w:cs="Segoe UI"/>
+          <w:color w:val="1F2328"/>
+        </w:rPr>
+        <w:t>lebar</w:t>
+      </w:r>
+      <w:proofErr w:type="spellEnd"/>
+      <w:r>
+        <w:rPr>
+          <w:rFonts w:ascii="Segoe UI" w:hAnsi="Segoe UI" w:cs="Segoe UI"/>
+          <w:color w:val="1F2328"/>
+        </w:rPr>
+        <w:t xml:space="preserve">, </w:t>
+      </w:r>
+      <w:proofErr w:type="spellStart"/>
+      <w:r>
+        <w:rPr>
+          <w:rFonts w:ascii="Segoe UI" w:hAnsi="Segoe UI" w:cs="Segoe UI"/>
+          <w:color w:val="1F2328"/>
+        </w:rPr>
+        <w:t>ubah</w:t>
+      </w:r>
+      <w:proofErr w:type="spellEnd"/>
+      <w:r>
+        <w:rPr>
+          <w:rFonts w:ascii="Segoe UI" w:hAnsi="Segoe UI" w:cs="Segoe UI"/>
+          <w:color w:val="1F2328"/>
+        </w:rPr>
+        <w:t> </w:t>
+      </w:r>
+      <w:r>
+        <w:rPr>
+          <w:rStyle w:val="HTMLCode"/>
+          <w:rFonts w:ascii="Consolas" w:eastAsiaTheme="minorHAnsi" w:hAnsi="Consolas"/>
+          <w:color w:val="1F2328"/>
+        </w:rPr>
+        <w:t>main { max-width: 1000px; }</w:t>
+      </w:r>
+      <w:r>
+        <w:rPr>
+          <w:rFonts w:ascii="Segoe UI" w:hAnsi="Segoe UI" w:cs="Segoe UI"/>
+          <w:color w:val="1F2328"/>
+        </w:rPr>
+        <w:t> (</w:t>
+      </w:r>
+      <w:proofErr w:type="spellStart"/>
+      <w:r>
+        <w:rPr>
+          <w:rFonts w:ascii="Segoe UI" w:hAnsi="Segoe UI" w:cs="Segoe UI"/>
+          <w:color w:val="1F2328"/>
+        </w:rPr>
+        <w:t>dari</w:t>
+      </w:r>
+      <w:proofErr w:type="spellEnd"/>
+      <w:r>
+        <w:rPr>
+          <w:rFonts w:ascii="Segoe UI" w:hAnsi="Segoe UI" w:cs="Segoe UI"/>
+          <w:color w:val="1F2328"/>
+        </w:rPr>
+        <w:t> </w:t>
+      </w:r>
+      <w:proofErr w:type="spellStart"/>
+      <w:r>
+        <w:rPr>
+          <w:rFonts w:ascii="Segoe UI" w:hAnsi="Segoe UI" w:cs="Segoe UI"/>
+          <w:color w:val="1F2328"/>
+        </w:rPr>
+        <w:fldChar w:fldCharType="begin"/>
+      </w:r>
+      <w:r>
+        <w:rPr>
+          <w:rFonts w:ascii="Segoe UI" w:hAnsi="Segoe UI" w:cs="Segoe UI"/>
+          <w:color w:val="1F2328"/>
+        </w:rPr>
+        <w:instrText xml:space="preserve"> HYPERLINK "https://github.com/dimas1984/PemogramanWeb2026/blob/main/kode-praktikum/jobsheet-02/Dokumentasi/05-css-main-dan-section.md" \l "52-membatasi-lebar--menengahkan-konten-main" </w:instrText>
+      </w:r>
+      <w:r>
+        <w:rPr>
+          <w:rFonts w:ascii="Segoe UI" w:hAnsi="Segoe UI" w:cs="Segoe UI"/>
+          <w:color w:val="1F2328"/>
+        </w:rPr>
+        <w:fldChar w:fldCharType="separate"/>
+      </w:r>
+      <w:r>
+        <w:rPr>
+          <w:rStyle w:val="Hyperlink"/>
+          <w:rFonts w:ascii="Segoe UI" w:hAnsi="Segoe UI" w:cs="Segoe UI"/>
+          <w:color w:val="0969DA"/>
+        </w:rPr>
+        <w:t>dokumentasi</w:t>
+      </w:r>
+      <w:proofErr w:type="spellEnd"/>
+      <w:r>
+        <w:rPr>
+          <w:rStyle w:val="Hyperlink"/>
+          <w:rFonts w:ascii="Segoe UI" w:hAnsi="Segoe UI" w:cs="Segoe UI"/>
+          <w:color w:val="0969DA"/>
+        </w:rPr>
+        <w:t xml:space="preserve"> jobsheet-02</w:t>
+      </w:r>
+      <w:r>
+        <w:rPr>
+          <w:rFonts w:ascii="Segoe UI" w:hAnsi="Segoe UI" w:cs="Segoe UI"/>
+          <w:color w:val="1F2328"/>
+        </w:rPr>
+        <w:fldChar w:fldCharType="end"/>
+      </w:r>
+      <w:r>
+        <w:rPr>
+          <w:rFonts w:ascii="Segoe UI" w:hAnsi="Segoe UI" w:cs="Segoe UI"/>
+          <w:color w:val="1F2328"/>
+        </w:rPr>
+        <w:t xml:space="preserve">) </w:t>
+      </w:r>
+      <w:proofErr w:type="spellStart"/>
+      <w:r>
+        <w:rPr>
+          <w:rFonts w:ascii="Segoe UI" w:hAnsi="Segoe UI" w:cs="Segoe UI"/>
+          <w:color w:val="1F2328"/>
+        </w:rPr>
+        <w:t>menjadi</w:t>
+      </w:r>
+      <w:proofErr w:type="spellEnd"/>
+      <w:r>
+        <w:rPr>
+          <w:rFonts w:ascii="Segoe UI" w:hAnsi="Segoe UI" w:cs="Segoe UI"/>
+          <w:color w:val="1F2328"/>
+        </w:rPr>
+        <w:t xml:space="preserve"> </w:t>
+      </w:r>
+      <w:proofErr w:type="spellStart"/>
+      <w:r>
+        <w:rPr>
+          <w:rFonts w:ascii="Segoe UI" w:hAnsi="Segoe UI" w:cs="Segoe UI"/>
+          <w:color w:val="1F2328"/>
+        </w:rPr>
+        <w:t>lebih</w:t>
+      </w:r>
+      <w:proofErr w:type="spellEnd"/>
+      <w:r>
+        <w:rPr>
+          <w:rFonts w:ascii="Segoe UI" w:hAnsi="Segoe UI" w:cs="Segoe UI"/>
+          <w:color w:val="1F2328"/>
+        </w:rPr>
+        <w:t xml:space="preserve"> </w:t>
+      </w:r>
+      <w:proofErr w:type="spellStart"/>
+      <w:r>
+        <w:rPr>
+          <w:rFonts w:ascii="Segoe UI" w:hAnsi="Segoe UI" w:cs="Segoe UI"/>
+          <w:color w:val="1F2328"/>
+        </w:rPr>
+        <w:t>lebar</w:t>
+      </w:r>
+      <w:proofErr w:type="spellEnd"/>
+      <w:r>
+        <w:rPr>
+          <w:rFonts w:ascii="Segoe UI" w:hAnsi="Segoe UI" w:cs="Segoe UI"/>
+          <w:color w:val="1F2328"/>
+        </w:rPr>
+        <w:t xml:space="preserve"> </w:t>
+      </w:r>
+      <w:proofErr w:type="spellStart"/>
+      <w:r>
+        <w:rPr>
+          <w:rFonts w:ascii="Segoe UI" w:hAnsi="Segoe UI" w:cs="Segoe UI"/>
+          <w:color w:val="1F2328"/>
+        </w:rPr>
+        <w:t>khusus</w:t>
+      </w:r>
+      <w:proofErr w:type="spellEnd"/>
+      <w:r>
+        <w:rPr>
+          <w:rFonts w:ascii="Segoe UI" w:hAnsi="Segoe UI" w:cs="Segoe UI"/>
+          <w:color w:val="1F2328"/>
+        </w:rPr>
+        <w:t xml:space="preserve"> di breakpoint </w:t>
+      </w:r>
+      <w:proofErr w:type="spellStart"/>
+      <w:r>
+        <w:rPr>
+          <w:rFonts w:ascii="Segoe UI" w:hAnsi="Segoe UI" w:cs="Segoe UI"/>
+          <w:color w:val="1F2328"/>
+        </w:rPr>
+        <w:t>ini</w:t>
+      </w:r>
+      <w:proofErr w:type="spellEnd"/>
+      <w:r>
+        <w:rPr>
+          <w:rFonts w:ascii="Segoe UI" w:hAnsi="Segoe UI" w:cs="Segoe UI"/>
+          <w:color w:val="1F2328"/>
+        </w:rPr>
+        <w:t>.</w:t>
+      </w:r>
+    </w:p>
+    <w:p>
+      <w:pPr>
+        <w:shd w:val="clear" w:color="auto" w:fill="FFFFFF"/>
+        <w:spacing w:beforeAutospacing="1" w:after="0" w:afterAutospacing="1" w:line="240" w:lineRule="auto"/>
+        <w:ind w:left="720"/>
+        <w:rPr>
+          <w:rFonts w:ascii="Segoe UI" w:hAnsi="Segoe UI" w:cs="Segoe UI"/>
+          <w:color w:val="1F2328"/>
+        </w:rPr>
+      </w:pPr>
+      <w:r>
+        <w:rPr>
+          <w:rFonts w:ascii="Segoe UI" w:hAnsi="Segoe UI" w:cs="Segoe UI"/>
+          <w:color w:val="1F2328"/>
+        </w:rPr>
+        <w:drawing>
+          <wp:inline distT="0" distB="0" distL="0" distR="0" wp14:anchorId="3F7F55C4" wp14:editId="1749AD4A">
+            <wp:extent cx="2309149" cy="1297841"/>
+            <wp:effectExtent l="0" t="0" r="0" b="0"/>
+            <wp:docPr id="3" name="Picture 3"/>
+            <wp:cNvGraphicFramePr>
+              <a:graphicFrameLocks xmlns:a="http://schemas.openxmlformats.org/drawingml/2006/main" noChangeAspect="1"/>
+            </wp:cNvGraphicFramePr>
+            <a:graphic xmlns:a="http://schemas.openxmlformats.org/drawingml/2006/main">
+              <a:graphicData uri="http://schemas.openxmlformats.org/drawingml/2006/picture">
+                <pic:pic xmlns:pic="http://schemas.openxmlformats.org/drawingml/2006/picture">
+                  <pic:nvPicPr>
+                    <pic:cNvPr id="1" name=""/>
+                    <pic:cNvPicPr/>
+                  </pic:nvPicPr>
+                  <pic:blipFill>
+                    <a:blip r:embed="rId12"/>
+                    <a:stretch>
+                      <a:fillRect/>
+                    </a:stretch>
+                  </pic:blipFill>
+                  <pic:spPr>
+                    <a:xfrm>
+                      <a:off x="0" y="0"/>
+                      <a:ext cx="2351978" cy="1321913"/>
+                    </a:xfrm>
+                    <a:prstGeom prst="rect">
+                      <a:avLst/>
+                    </a:prstGeom>
+                  </pic:spPr>
+                </pic:pic>
+              </a:graphicData>
+            </a:graphic>
+          </wp:inline>
+        </w:drawing>
+      </w:r>
+      <w:r>
+        <w:rPr>
+          <w:noProof/>
+        </w:rPr>
+        <w:t xml:space="preserve"> </w:t>
+      </w:r>
+      <w:r>
+        <w:rPr>
+          <w:rFonts w:ascii="Segoe UI" w:hAnsi="Segoe UI" w:cs="Segoe UI"/>
+          <w:color w:val="1F2328"/>
+        </w:rPr>
+        <w:drawing>
+          <wp:inline distT="0" distB="0" distL="0" distR="0" wp14:anchorId="09F1244C" wp14:editId="3F18EB17">
+            <wp:extent cx="2922608" cy="1039485"/>
+            <wp:effectExtent l="0" t="0" r="0" b="8890"/>
+            <wp:docPr id="4" name="Picture 4"/>
+            <wp:cNvGraphicFramePr>
+              <a:graphicFrameLocks xmlns:a="http://schemas.openxmlformats.org/drawingml/2006/main" noChangeAspect="1"/>
+            </wp:cNvGraphicFramePr>
+            <a:graphic xmlns:a="http://schemas.openxmlformats.org/drawingml/2006/main">
+              <a:graphicData uri="http://schemas.openxmlformats.org/drawingml/2006/picture">
+                <pic:pic xmlns:pic="http://schemas.openxmlformats.org/drawingml/2006/picture">
+                  <pic:nvPicPr>
+                    <pic:cNvPr id="1" name=""/>
+                    <pic:cNvPicPr/>
+                  </pic:nvPicPr>
+                  <pic:blipFill>
+                    <a:blip r:embed="rId13"/>
+                    <a:stretch>
+                      <a:fillRect/>
+                    </a:stretch>
+                  </pic:blipFill>
+                  <pic:spPr>
+                    <a:xfrm>
+                      <a:off x="0" y="0"/>
+                      <a:ext cx="2948324" cy="1048631"/>
+                    </a:xfrm>
+                    <a:prstGeom prst="rect">
+                      <a:avLst/>
+                    </a:prstGeom>
+                  </pic:spPr>
+                </pic:pic>
+              </a:graphicData>
+            </a:graphic>
+          </wp:inline>
+        </w:drawing>
+      </w:r>
+    </w:p>
+    <w:p>
+      <w:pPr>
+        <w:numPr>
+          <w:ilvl w:val="0"/>
+          <w:numId w:val="4"/>
+        </w:numPr>
+        <w:shd w:val="clear" w:color="auto" w:fill="FFFFFF"/>
+        <w:spacing w:after="0" w:afterAutospacing="1" w:line="240" w:lineRule="auto"/>
+        <w:rPr>
+          <w:rFonts w:ascii="Segoe UI" w:hAnsi="Segoe UI" w:cs="Segoe UI"/>
+          <w:color w:val="1F2328"/>
+        </w:rPr>
+      </w:pPr>
+      <w:r>
+        <w:rPr>
+          <w:rStyle w:val="Strong"/>
+          <w:rFonts w:ascii="Segoe UI" w:hAnsi="Segoe UI" w:cs="Segoe UI"/>
+          <w:color w:val="1F2328"/>
+        </w:rPr>
+        <w:t>Ubah breakpoint tablet</w:t>
+      </w:r>
+      <w:r>
+        <w:rPr>
+          <w:rFonts w:ascii="Segoe UI" w:hAnsi="Segoe UI" w:cs="Segoe UI"/>
+          <w:color w:val="1F2328"/>
+        </w:rPr>
+        <w:t> </w:t>
+      </w:r>
+      <w:proofErr w:type="spellStart"/>
+      <w:r>
+        <w:rPr>
+          <w:rFonts w:ascii="Segoe UI" w:hAnsi="Segoe UI" w:cs="Segoe UI"/>
+          <w:color w:val="1F2328"/>
+        </w:rPr>
+        <w:t>dari</w:t>
+      </w:r>
+      <w:proofErr w:type="spellEnd"/>
+      <w:r>
+        <w:rPr>
+          <w:rFonts w:ascii="Segoe UI" w:hAnsi="Segoe UI" w:cs="Segoe UI"/>
+          <w:color w:val="1F2328"/>
+        </w:rPr>
+        <w:t> </w:t>
+      </w:r>
+      <w:r>
+        <w:rPr>
+          <w:rStyle w:val="HTMLCode"/>
+          <w:rFonts w:ascii="Consolas" w:eastAsiaTheme="minorHAnsi" w:hAnsi="Consolas"/>
+          <w:color w:val="1F2328"/>
+        </w:rPr>
+        <w:t>768px</w:t>
+      </w:r>
+      <w:r>
+        <w:rPr>
+          <w:rFonts w:ascii="Segoe UI" w:hAnsi="Segoe UI" w:cs="Segoe UI"/>
+          <w:color w:val="1F2328"/>
+        </w:rPr>
+        <w:t> </w:t>
+      </w:r>
+      <w:proofErr w:type="spellStart"/>
+      <w:r>
+        <w:rPr>
+          <w:rFonts w:ascii="Segoe UI" w:hAnsi="Segoe UI" w:cs="Segoe UI"/>
+          <w:color w:val="1F2328"/>
+        </w:rPr>
+        <w:t>menjadi</w:t>
+      </w:r>
+      <w:proofErr w:type="spellEnd"/>
+      <w:r>
+        <w:rPr>
+          <w:rFonts w:ascii="Segoe UI" w:hAnsi="Segoe UI" w:cs="Segoe UI"/>
+          <w:color w:val="1F2328"/>
+        </w:rPr>
+        <w:t> </w:t>
+      </w:r>
+      <w:r>
+        <w:rPr>
+          <w:rStyle w:val="HTMLCode"/>
+          <w:rFonts w:ascii="Consolas" w:eastAsiaTheme="minorHAnsi" w:hAnsi="Consolas"/>
+          <w:color w:val="1F2328"/>
+        </w:rPr>
+        <w:t>900px</w:t>
+      </w:r>
+      <w:r>
+        <w:rPr>
+          <w:rFonts w:ascii="Segoe UI" w:hAnsi="Segoe UI" w:cs="Segoe UI"/>
+          <w:color w:val="1F2328"/>
+        </w:rPr>
+        <w:t xml:space="preserve">, </w:t>
+      </w:r>
+      <w:proofErr w:type="spellStart"/>
+      <w:r>
+        <w:rPr>
+          <w:rFonts w:ascii="Segoe UI" w:hAnsi="Segoe UI" w:cs="Segoe UI"/>
+          <w:color w:val="1F2328"/>
+        </w:rPr>
+        <w:t>lalu</w:t>
+      </w:r>
+      <w:proofErr w:type="spellEnd"/>
+      <w:r>
+        <w:rPr>
+          <w:rFonts w:ascii="Segoe UI" w:hAnsi="Segoe UI" w:cs="Segoe UI"/>
+          <w:color w:val="1F2328"/>
+        </w:rPr>
+        <w:t xml:space="preserve"> </w:t>
+      </w:r>
+      <w:proofErr w:type="spellStart"/>
+      <w:r>
+        <w:rPr>
+          <w:rFonts w:ascii="Segoe UI" w:hAnsi="Segoe UI" w:cs="Segoe UI"/>
+          <w:color w:val="1F2328"/>
+        </w:rPr>
+        <w:t>amati</w:t>
+      </w:r>
+      <w:proofErr w:type="spellEnd"/>
+      <w:r>
+        <w:rPr>
+          <w:rFonts w:ascii="Segoe UI" w:hAnsi="Segoe UI" w:cs="Segoe UI"/>
+          <w:color w:val="1F2328"/>
+        </w:rPr>
+        <w:t xml:space="preserve"> di </w:t>
+      </w:r>
+      <w:proofErr w:type="spellStart"/>
+      <w:r>
+        <w:rPr>
+          <w:rFonts w:ascii="Segoe UI" w:hAnsi="Segoe UI" w:cs="Segoe UI"/>
+          <w:color w:val="1F2328"/>
+        </w:rPr>
+        <w:t>lebar</w:t>
+      </w:r>
+      <w:proofErr w:type="spellEnd"/>
+      <w:r>
+        <w:rPr>
+          <w:rFonts w:ascii="Segoe UI" w:hAnsi="Segoe UI" w:cs="Segoe UI"/>
+          <w:color w:val="1F2328"/>
+        </w:rPr>
+        <w:t xml:space="preserve"> </w:t>
+      </w:r>
+      <w:proofErr w:type="spellStart"/>
+      <w:r>
+        <w:rPr>
+          <w:rFonts w:ascii="Segoe UI" w:hAnsi="Segoe UI" w:cs="Segoe UI"/>
+          <w:color w:val="1F2328"/>
+        </w:rPr>
+        <w:t>layar</w:t>
+      </w:r>
+      <w:proofErr w:type="spellEnd"/>
+      <w:r>
+        <w:rPr>
+          <w:rFonts w:ascii="Segoe UI" w:hAnsi="Segoe UI" w:cs="Segoe UI"/>
+          <w:color w:val="1F2328"/>
+        </w:rPr>
+        <w:t xml:space="preserve"> </w:t>
+      </w:r>
+      <w:proofErr w:type="spellStart"/>
+      <w:r>
+        <w:rPr>
+          <w:rFonts w:ascii="Segoe UI" w:hAnsi="Segoe UI" w:cs="Segoe UI"/>
+          <w:color w:val="1F2328"/>
+        </w:rPr>
+        <w:t>berapa</w:t>
+      </w:r>
+      <w:proofErr w:type="spellEnd"/>
+      <w:r>
+        <w:rPr>
+          <w:rFonts w:ascii="Segoe UI" w:hAnsi="Segoe UI" w:cs="Segoe UI"/>
+          <w:color w:val="1F2328"/>
+        </w:rPr>
+        <w:t xml:space="preserve"> </w:t>
+      </w:r>
+      <w:proofErr w:type="spellStart"/>
+      <w:r>
+        <w:rPr>
+          <w:rFonts w:ascii="Segoe UI" w:hAnsi="Segoe UI" w:cs="Segoe UI"/>
+          <w:color w:val="1F2328"/>
+        </w:rPr>
+        <w:t>susunan</w:t>
+      </w:r>
+      <w:proofErr w:type="spellEnd"/>
+      <w:r>
+        <w:rPr>
+          <w:rFonts w:ascii="Segoe UI" w:hAnsi="Segoe UI" w:cs="Segoe UI"/>
+          <w:color w:val="1F2328"/>
+        </w:rPr>
+        <w:t xml:space="preserve"> </w:t>
+      </w:r>
+      <w:proofErr w:type="spellStart"/>
+      <w:r>
+        <w:rPr>
+          <w:rFonts w:ascii="Segoe UI" w:hAnsi="Segoe UI" w:cs="Segoe UI"/>
+          <w:color w:val="1F2328"/>
+        </w:rPr>
+        <w:t>kartu</w:t>
+      </w:r>
+      <w:proofErr w:type="spellEnd"/>
+      <w:r>
+        <w:rPr>
+          <w:rFonts w:ascii="Segoe UI" w:hAnsi="Segoe UI" w:cs="Segoe UI"/>
+          <w:color w:val="1F2328"/>
+        </w:rPr>
+        <w:t xml:space="preserve"> </w:t>
+      </w:r>
+      <w:proofErr w:type="spellStart"/>
+      <w:r>
+        <w:rPr>
+          <w:rFonts w:ascii="Segoe UI" w:hAnsi="Segoe UI" w:cs="Segoe UI"/>
+          <w:color w:val="1F2328"/>
+        </w:rPr>
+        <w:t>berubah</w:t>
+      </w:r>
+      <w:proofErr w:type="spellEnd"/>
+      <w:r>
+        <w:rPr>
+          <w:rFonts w:ascii="Segoe UI" w:hAnsi="Segoe UI" w:cs="Segoe UI"/>
+          <w:color w:val="1F2328"/>
+        </w:rPr>
+        <w:t xml:space="preserve"> — </w:t>
+      </w:r>
+      <w:proofErr w:type="spellStart"/>
+      <w:r>
+        <w:rPr>
+          <w:rFonts w:ascii="Segoe UI" w:hAnsi="Segoe UI" w:cs="Segoe UI"/>
+          <w:color w:val="1F2328"/>
+        </w:rPr>
+        <w:t>buktikan</w:t>
+      </w:r>
+      <w:proofErr w:type="spellEnd"/>
+      <w:r>
+        <w:rPr>
+          <w:rFonts w:ascii="Segoe UI" w:hAnsi="Segoe UI" w:cs="Segoe UI"/>
+          <w:color w:val="1F2328"/>
+        </w:rPr>
+        <w:t xml:space="preserve"> </w:t>
+      </w:r>
+      <w:proofErr w:type="spellStart"/>
+      <w:r>
+        <w:rPr>
+          <w:rFonts w:ascii="Segoe UI" w:hAnsi="Segoe UI" w:cs="Segoe UI"/>
+          <w:color w:val="1F2328"/>
+        </w:rPr>
+        <w:t>bahwa</w:t>
+      </w:r>
+      <w:proofErr w:type="spellEnd"/>
+      <w:r>
+        <w:rPr>
+          <w:rFonts w:ascii="Segoe UI" w:hAnsi="Segoe UI" w:cs="Segoe UI"/>
+          <w:color w:val="1F2328"/>
+        </w:rPr>
+        <w:t xml:space="preserve"> breakpoint </w:t>
+      </w:r>
+      <w:proofErr w:type="spellStart"/>
+      <w:r>
+        <w:rPr>
+          <w:rFonts w:ascii="Segoe UI" w:hAnsi="Segoe UI" w:cs="Segoe UI"/>
+          <w:color w:val="1F2328"/>
+        </w:rPr>
+        <w:t>memang</w:t>
+      </w:r>
+      <w:proofErr w:type="spellEnd"/>
+      <w:r>
+        <w:rPr>
+          <w:rFonts w:ascii="Segoe UI" w:hAnsi="Segoe UI" w:cs="Segoe UI"/>
+          <w:color w:val="1F2328"/>
+        </w:rPr>
+        <w:t xml:space="preserve"> </w:t>
+      </w:r>
+      <w:proofErr w:type="spellStart"/>
+      <w:r>
+        <w:rPr>
+          <w:rFonts w:ascii="Segoe UI" w:hAnsi="Segoe UI" w:cs="Segoe UI"/>
+          <w:color w:val="1F2328"/>
+        </w:rPr>
+        <w:t>bisa</w:t>
+      </w:r>
+      <w:proofErr w:type="spellEnd"/>
+      <w:r>
+        <w:rPr>
+          <w:rFonts w:ascii="Segoe UI" w:hAnsi="Segoe UI" w:cs="Segoe UI"/>
+          <w:color w:val="1F2328"/>
+        </w:rPr>
+        <w:t xml:space="preserve"> </w:t>
+      </w:r>
+      <w:proofErr w:type="spellStart"/>
+      <w:r>
+        <w:rPr>
+          <w:rFonts w:ascii="Segoe UI" w:hAnsi="Segoe UI" w:cs="Segoe UI"/>
+          <w:color w:val="1F2328"/>
+        </w:rPr>
+        <w:t>disesuaikan</w:t>
+      </w:r>
+      <w:proofErr w:type="spellEnd"/>
+      <w:r>
+        <w:rPr>
+          <w:rFonts w:ascii="Segoe UI" w:hAnsi="Segoe UI" w:cs="Segoe UI"/>
+          <w:color w:val="1F2328"/>
+        </w:rPr>
+        <w:t xml:space="preserve"> </w:t>
+      </w:r>
+      <w:proofErr w:type="spellStart"/>
+      <w:r>
+        <w:rPr>
+          <w:rFonts w:ascii="Segoe UI" w:hAnsi="Segoe UI" w:cs="Segoe UI"/>
+          <w:color w:val="1F2328"/>
+        </w:rPr>
+        <w:t>bebas</w:t>
+      </w:r>
+      <w:proofErr w:type="spellEnd"/>
+      <w:r>
+        <w:rPr>
+          <w:rFonts w:ascii="Segoe UI" w:hAnsi="Segoe UI" w:cs="Segoe UI"/>
+          <w:color w:val="1F2328"/>
+        </w:rPr>
+        <w:t xml:space="preserve"> </w:t>
+      </w:r>
+      <w:proofErr w:type="spellStart"/>
+      <w:r>
+        <w:rPr>
+          <w:rFonts w:ascii="Segoe UI" w:hAnsi="Segoe UI" w:cs="Segoe UI"/>
+          <w:color w:val="1F2328"/>
+        </w:rPr>
+        <w:t>sesuai</w:t>
+      </w:r>
+      <w:proofErr w:type="spellEnd"/>
+      <w:r>
+        <w:rPr>
+          <w:rFonts w:ascii="Segoe UI" w:hAnsi="Segoe UI" w:cs="Segoe UI"/>
+          <w:color w:val="1F2328"/>
+        </w:rPr>
+        <w:t xml:space="preserve"> </w:t>
+      </w:r>
+      <w:proofErr w:type="spellStart"/>
+      <w:r>
+        <w:rPr>
+          <w:rFonts w:ascii="Segoe UI" w:hAnsi="Segoe UI" w:cs="Segoe UI"/>
+          <w:color w:val="1F2328"/>
+        </w:rPr>
+        <w:t>kebutuhan</w:t>
+      </w:r>
+      <w:proofErr w:type="spellEnd"/>
+      <w:r>
+        <w:rPr>
+          <w:rFonts w:ascii="Segoe UI" w:hAnsi="Segoe UI" w:cs="Segoe UI"/>
+          <w:color w:val="1F2328"/>
+        </w:rPr>
+        <w:t xml:space="preserve"> </w:t>
+      </w:r>
+      <w:proofErr w:type="spellStart"/>
+      <w:r>
+        <w:rPr>
+          <w:rFonts w:ascii="Segoe UI" w:hAnsi="Segoe UI" w:cs="Segoe UI"/>
+          <w:color w:val="1F2328"/>
+        </w:rPr>
+        <w:t>desain</w:t>
+      </w:r>
+      <w:proofErr w:type="spellEnd"/>
+      <w:r>
+        <w:rPr>
+          <w:rFonts w:ascii="Segoe UI" w:hAnsi="Segoe UI" w:cs="Segoe UI"/>
+          <w:color w:val="1F2328"/>
+        </w:rPr>
+        <w:t>.</w:t>
+      </w:r>
+    </w:p>
+    <w:p>
+      <w:pPr>
+        <w:shd w:val="clear" w:color="auto" w:fill="FFFFFF"/>
+        <w:spacing w:after="0" w:afterAutospacing="1" w:line="240" w:lineRule="auto"/>
+        <w:ind w:left="720"/>
+        <w:rPr>
+          <w:rFonts w:ascii="Segoe UI" w:hAnsi="Segoe UI" w:cs="Segoe UI"/>
+          <w:color w:val="1F2328"/>
+        </w:rPr>
+      </w:pPr>
+      <w:r>
+        <w:rPr>
+          <w:rFonts w:ascii="Segoe UI" w:hAnsi="Segoe UI" w:cs="Segoe UI"/>
+          <w:color w:val="1F2328"/>
+        </w:rPr>
+        <w:drawing>
+          <wp:inline distT="0" distB="0" distL="0" distR="0" wp14:anchorId="5C42D5BD" wp14:editId="47040044">
+            <wp:extent cx="2528242" cy="1417899"/>
+            <wp:effectExtent l="0" t="0" r="5715" b="0"/>
+            <wp:docPr id="5" name="Picture 5"/>
+            <wp:cNvGraphicFramePr>
+              <a:graphicFrameLocks xmlns:a="http://schemas.openxmlformats.org/drawingml/2006/main" noChangeAspect="1"/>
+            </wp:cNvGraphicFramePr>
+            <a:graphic xmlns:a="http://schemas.openxmlformats.org/drawingml/2006/main">
+              <a:graphicData uri="http://schemas.openxmlformats.org/drawingml/2006/picture">
+                <pic:pic xmlns:pic="http://schemas.openxmlformats.org/drawingml/2006/picture">
+                  <pic:nvPicPr>
+                    <pic:cNvPr id="1" name=""/>
+                    <pic:cNvPicPr/>
+                  </pic:nvPicPr>
+                  <pic:blipFill>
+                    <a:blip r:embed="rId14"/>
+                    <a:stretch>
+                      <a:fillRect/>
+                    </a:stretch>
+                  </pic:blipFill>
+                  <pic:spPr>
+                    <a:xfrm>
+                      <a:off x="0" y="0"/>
+                      <a:ext cx="2539771" cy="1424365"/>
+                    </a:xfrm>
+                    <a:prstGeom prst="rect">
+                      <a:avLst/>
+                    </a:prstGeom>
+                  </pic:spPr>
+                </pic:pic>
+              </a:graphicData>
+            </a:graphic>
+          </wp:inline>
+        </w:drawing>
+      </w:r>
+      <w:r>
+        <w:rPr>
+          <w:noProof/>
+        </w:rPr>
+        <w:t xml:space="preserve"> </w:t>
+      </w:r>
+      <w:r>
+        <w:rPr>
+          <w:rFonts w:ascii="Segoe UI" w:hAnsi="Segoe UI" w:cs="Segoe UI"/>
+          <w:color w:val="1F2328"/>
+        </w:rPr>
+        <w:drawing>
+          <wp:inline distT="0" distB="0" distL="0" distR="0" wp14:anchorId="44627712" wp14:editId="5DEEA4A8">
+            <wp:extent cx="2652068" cy="967772"/>
+            <wp:effectExtent l="0" t="0" r="0" b="3810"/>
+            <wp:docPr id="6" name="Picture 6"/>
+            <wp:cNvGraphicFramePr>
+              <a:graphicFrameLocks xmlns:a="http://schemas.openxmlformats.org/drawingml/2006/main" noChangeAspect="1"/>
+            </wp:cNvGraphicFramePr>
+            <a:graphic xmlns:a="http://schemas.openxmlformats.org/drawingml/2006/main">
+              <a:graphicData uri="http://schemas.openxmlformats.org/drawingml/2006/picture">
+                <pic:pic xmlns:pic="http://schemas.openxmlformats.org/drawingml/2006/picture">
+                  <pic:nvPicPr>
+                    <pic:cNvPr id="1" name=""/>
+                    <pic:cNvPicPr/>
+                  </pic:nvPicPr>
+                  <pic:blipFill>
+                    <a:blip r:embed="rId15"/>
+                    <a:stretch>
+                      <a:fillRect/>
+                    </a:stretch>
+                  </pic:blipFill>
+                  <pic:spPr>
+                    <a:xfrm>
+                      <a:off x="0" y="0"/>
+                      <a:ext cx="2677275" cy="976970"/>
+                    </a:xfrm>
+                    <a:prstGeom prst="rect">
+                      <a:avLst/>
+                    </a:prstGeom>
+                  </pic:spPr>
+                </pic:pic>
+              </a:graphicData>
+            </a:graphic>
+          </wp:inline>
+        </w:drawing>
+      </w:r>
+    </w:p>
+    <w:p>
+      <w:pPr>
+        <w:numPr>
+          <w:ilvl w:val="0"/>
+          <w:numId w:val="4"/>
+        </w:numPr>
+        <w:shd w:val="clear" w:color="auto" w:fill="FFFFFF"/>
+        <w:spacing w:after="0" w:afterAutospacing="1" w:line="240" w:lineRule="auto"/>
+        <w:rPr>
+          <w:rFonts w:ascii="Segoe UI" w:hAnsi="Segoe UI" w:cs="Segoe UI"/>
+          <w:color w:val="1F2328"/>
+        </w:rPr>
+      </w:pPr>
+      <w:proofErr w:type="spellStart"/>
+      <w:r>
+        <w:rPr>
+          <w:rStyle w:val="Strong"/>
+          <w:rFonts w:ascii="Segoe UI" w:hAnsi="Segoe UI" w:cs="Segoe UI"/>
+          <w:color w:val="1F2328"/>
+        </w:rPr>
+        <w:t>Terapkan</w:t>
+      </w:r>
+      <w:proofErr w:type="spellEnd"/>
+      <w:r>
+        <w:rPr>
+          <w:rStyle w:val="Strong"/>
+          <w:rFonts w:ascii="Segoe UI" w:hAnsi="Segoe UI" w:cs="Segoe UI"/>
+          <w:color w:val="1F2328"/>
+        </w:rPr>
+        <w:t xml:space="preserve"> </w:t>
+      </w:r>
+      <w:proofErr w:type="spellStart"/>
+      <w:r>
+        <w:rPr>
+          <w:rStyle w:val="Strong"/>
+          <w:rFonts w:ascii="Segoe UI" w:hAnsi="Segoe UI" w:cs="Segoe UI"/>
+          <w:color w:val="1F2328"/>
+        </w:rPr>
+        <w:t>pola</w:t>
+      </w:r>
+      <w:proofErr w:type="spellEnd"/>
+      <w:r>
+        <w:rPr>
+          <w:rStyle w:val="Strong"/>
+          <w:rFonts w:ascii="Segoe UI" w:hAnsi="Segoe UI" w:cs="Segoe UI"/>
+          <w:color w:val="1F2328"/>
+        </w:rPr>
+        <w:t> </w:t>
+      </w:r>
+      <w:r>
+        <w:rPr>
+          <w:rStyle w:val="HTMLCode"/>
+          <w:rFonts w:ascii="Consolas" w:eastAsiaTheme="minorHAnsi" w:hAnsi="Consolas"/>
+          <w:b/>
+          <w:bCs/>
+          <w:color w:val="1F2328"/>
+        </w:rPr>
+        <w:t>table-responsive</w:t>
+      </w:r>
+      <w:r>
+        <w:rPr>
+          <w:rFonts w:ascii="Segoe UI" w:hAnsi="Segoe UI" w:cs="Segoe UI"/>
+          <w:color w:val="1F2328"/>
+        </w:rPr>
+        <w:t> </w:t>
+      </w:r>
+      <w:proofErr w:type="spellStart"/>
+      <w:r>
+        <w:rPr>
+          <w:rFonts w:ascii="Segoe UI" w:hAnsi="Segoe UI" w:cs="Segoe UI"/>
+          <w:color w:val="1F2328"/>
+        </w:rPr>
+        <w:t>ke</w:t>
+      </w:r>
+      <w:proofErr w:type="spellEnd"/>
+      <w:r>
+        <w:rPr>
+          <w:rFonts w:ascii="Segoe UI" w:hAnsi="Segoe UI" w:cs="Segoe UI"/>
+          <w:color w:val="1F2328"/>
+        </w:rPr>
+        <w:t xml:space="preserve"> </w:t>
+      </w:r>
+      <w:proofErr w:type="spellStart"/>
+      <w:r>
+        <w:rPr>
+          <w:rFonts w:ascii="Segoe UI" w:hAnsi="Segoe UI" w:cs="Segoe UI"/>
+          <w:color w:val="1F2328"/>
+        </w:rPr>
+        <w:t>elemen</w:t>
+      </w:r>
+      <w:proofErr w:type="spellEnd"/>
+      <w:r>
+        <w:rPr>
+          <w:rFonts w:ascii="Segoe UI" w:hAnsi="Segoe UI" w:cs="Segoe UI"/>
+          <w:color w:val="1F2328"/>
+        </w:rPr>
+        <w:t xml:space="preserve"> lain yang </w:t>
+      </w:r>
+      <w:proofErr w:type="spellStart"/>
+      <w:r>
+        <w:rPr>
+          <w:rFonts w:ascii="Segoe UI" w:hAnsi="Segoe UI" w:cs="Segoe UI"/>
+          <w:color w:val="1F2328"/>
+        </w:rPr>
+        <w:t>berpotensi</w:t>
+      </w:r>
+      <w:proofErr w:type="spellEnd"/>
+      <w:r>
+        <w:rPr>
+          <w:rFonts w:ascii="Segoe UI" w:hAnsi="Segoe UI" w:cs="Segoe UI"/>
+          <w:color w:val="1F2328"/>
+        </w:rPr>
+        <w:t xml:space="preserve"> </w:t>
+      </w:r>
+      <w:proofErr w:type="spellStart"/>
+      <w:r>
+        <w:rPr>
+          <w:rFonts w:ascii="Segoe UI" w:hAnsi="Segoe UI" w:cs="Segoe UI"/>
+          <w:color w:val="1F2328"/>
+        </w:rPr>
+        <w:t>melebar</w:t>
+      </w:r>
+      <w:proofErr w:type="spellEnd"/>
+      <w:r>
+        <w:rPr>
+          <w:rFonts w:ascii="Segoe UI" w:hAnsi="Segoe UI" w:cs="Segoe UI"/>
+          <w:color w:val="1F2328"/>
+        </w:rPr>
+        <w:t xml:space="preserve"> di </w:t>
+      </w:r>
+      <w:proofErr w:type="spellStart"/>
+      <w:r>
+        <w:rPr>
+          <w:rFonts w:ascii="Segoe UI" w:hAnsi="Segoe UI" w:cs="Segoe UI"/>
+          <w:color w:val="1F2328"/>
+        </w:rPr>
+        <w:t>layar</w:t>
+      </w:r>
+      <w:proofErr w:type="spellEnd"/>
+      <w:r>
+        <w:rPr>
+          <w:rFonts w:ascii="Segoe UI" w:hAnsi="Segoe UI" w:cs="Segoe UI"/>
+          <w:color w:val="1F2328"/>
+        </w:rPr>
+        <w:t xml:space="preserve"> </w:t>
+      </w:r>
+      <w:proofErr w:type="spellStart"/>
+      <w:r>
+        <w:rPr>
+          <w:rFonts w:ascii="Segoe UI" w:hAnsi="Segoe UI" w:cs="Segoe UI"/>
+          <w:color w:val="1F2328"/>
+        </w:rPr>
+        <w:t>sempit</w:t>
+      </w:r>
+      <w:proofErr w:type="spellEnd"/>
+      <w:r>
+        <w:rPr>
+          <w:rFonts w:ascii="Segoe UI" w:hAnsi="Segoe UI" w:cs="Segoe UI"/>
+          <w:color w:val="1F2328"/>
+        </w:rPr>
+        <w:t xml:space="preserve">, </w:t>
+      </w:r>
+      <w:proofErr w:type="spellStart"/>
+      <w:r>
+        <w:rPr>
+          <w:rFonts w:ascii="Segoe UI" w:hAnsi="Segoe UI" w:cs="Segoe UI"/>
+          <w:color w:val="1F2328"/>
+        </w:rPr>
+        <w:t>misalnya</w:t>
+      </w:r>
+      <w:proofErr w:type="spellEnd"/>
+      <w:r>
+        <w:rPr>
+          <w:rFonts w:ascii="Segoe UI" w:hAnsi="Segoe UI" w:cs="Segoe UI"/>
+          <w:color w:val="1F2328"/>
+        </w:rPr>
+        <w:t xml:space="preserve"> </w:t>
+      </w:r>
+      <w:proofErr w:type="spellStart"/>
+      <w:r>
+        <w:rPr>
+          <w:rFonts w:ascii="Segoe UI" w:hAnsi="Segoe UI" w:cs="Segoe UI"/>
+          <w:color w:val="1F2328"/>
+        </w:rPr>
+        <w:t>kalau</w:t>
+      </w:r>
+      <w:proofErr w:type="spellEnd"/>
+      <w:r>
+        <w:rPr>
+          <w:rFonts w:ascii="Segoe UI" w:hAnsi="Segoe UI" w:cs="Segoe UI"/>
+          <w:color w:val="1F2328"/>
+        </w:rPr>
+        <w:t xml:space="preserve"> </w:t>
+      </w:r>
+      <w:proofErr w:type="spellStart"/>
+      <w:r>
+        <w:rPr>
+          <w:rFonts w:ascii="Segoe UI" w:hAnsi="Segoe UI" w:cs="Segoe UI"/>
+          <w:color w:val="1F2328"/>
+        </w:rPr>
+        <w:t>suatu</w:t>
+      </w:r>
+      <w:proofErr w:type="spellEnd"/>
+      <w:r>
+        <w:rPr>
+          <w:rFonts w:ascii="Segoe UI" w:hAnsi="Segoe UI" w:cs="Segoe UI"/>
+          <w:color w:val="1F2328"/>
+        </w:rPr>
+        <w:t xml:space="preserve"> </w:t>
+      </w:r>
+      <w:proofErr w:type="spellStart"/>
+      <w:r>
+        <w:rPr>
+          <w:rFonts w:ascii="Segoe UI" w:hAnsi="Segoe UI" w:cs="Segoe UI"/>
+          <w:color w:val="1F2328"/>
+        </w:rPr>
+        <w:t>saat</w:t>
+      </w:r>
+      <w:proofErr w:type="spellEnd"/>
+      <w:r>
+        <w:rPr>
+          <w:rFonts w:ascii="Segoe UI" w:hAnsi="Segoe UI" w:cs="Segoe UI"/>
+          <w:color w:val="1F2328"/>
+        </w:rPr>
+        <w:t xml:space="preserve"> </w:t>
+      </w:r>
+      <w:proofErr w:type="spellStart"/>
+      <w:r>
+        <w:rPr>
+          <w:rFonts w:ascii="Segoe UI" w:hAnsi="Segoe UI" w:cs="Segoe UI"/>
+          <w:color w:val="1F2328"/>
+        </w:rPr>
+        <w:t>kamu</w:t>
+      </w:r>
+      <w:proofErr w:type="spellEnd"/>
+      <w:r>
+        <w:rPr>
+          <w:rFonts w:ascii="Segoe UI" w:hAnsi="Segoe UI" w:cs="Segoe UI"/>
+          <w:color w:val="1F2328"/>
+        </w:rPr>
+        <w:t xml:space="preserve"> </w:t>
+      </w:r>
+      <w:proofErr w:type="spellStart"/>
+      <w:r>
+        <w:rPr>
+          <w:rFonts w:ascii="Segoe UI" w:hAnsi="Segoe UI" w:cs="Segoe UI"/>
+          <w:color w:val="1F2328"/>
+        </w:rPr>
+        <w:t>menambahkan</w:t>
+      </w:r>
+      <w:proofErr w:type="spellEnd"/>
+      <w:r>
+        <w:rPr>
+          <w:rFonts w:ascii="Segoe UI" w:hAnsi="Segoe UI" w:cs="Segoe UI"/>
+          <w:color w:val="1F2328"/>
+        </w:rPr>
+        <w:t xml:space="preserve"> </w:t>
+      </w:r>
+      <w:proofErr w:type="spellStart"/>
+      <w:r>
+        <w:rPr>
+          <w:rFonts w:ascii="Segoe UI" w:hAnsi="Segoe UI" w:cs="Segoe UI"/>
+          <w:color w:val="1F2328"/>
+        </w:rPr>
+        <w:t>blok</w:t>
+      </w:r>
+      <w:proofErr w:type="spellEnd"/>
+      <w:r>
+        <w:rPr>
+          <w:rFonts w:ascii="Segoe UI" w:hAnsi="Segoe UI" w:cs="Segoe UI"/>
+          <w:color w:val="1F2328"/>
+        </w:rPr>
+        <w:t xml:space="preserve"> </w:t>
+      </w:r>
+      <w:proofErr w:type="spellStart"/>
+      <w:r>
+        <w:rPr>
+          <w:rFonts w:ascii="Segoe UI" w:hAnsi="Segoe UI" w:cs="Segoe UI"/>
+          <w:color w:val="1F2328"/>
+        </w:rPr>
+        <w:t>kode</w:t>
+      </w:r>
+      <w:proofErr w:type="spellEnd"/>
+      <w:r>
+        <w:rPr>
+          <w:rFonts w:ascii="Segoe UI" w:hAnsi="Segoe UI" w:cs="Segoe UI"/>
+          <w:color w:val="1F2328"/>
+        </w:rPr>
+        <w:t> </w:t>
+      </w:r>
+      <w:r>
+        <w:rPr>
+          <w:rStyle w:val="HTMLCode"/>
+          <w:rFonts w:ascii="Consolas" w:eastAsiaTheme="minorHAnsi" w:hAnsi="Consolas"/>
+          <w:color w:val="1F2328"/>
+        </w:rPr>
+        <w:t>&lt;pre&gt;</w:t>
+      </w:r>
+      <w:r>
+        <w:rPr>
+          <w:rFonts w:ascii="Segoe UI" w:hAnsi="Segoe UI" w:cs="Segoe UI"/>
+          <w:color w:val="1F2328"/>
+        </w:rPr>
+        <w:t xml:space="preserve"> yang </w:t>
+      </w:r>
+      <w:proofErr w:type="spellStart"/>
+      <w:r>
+        <w:rPr>
+          <w:rFonts w:ascii="Segoe UI" w:hAnsi="Segoe UI" w:cs="Segoe UI"/>
+          <w:color w:val="1F2328"/>
+        </w:rPr>
+        <w:t>panjang</w:t>
+      </w:r>
+      <w:proofErr w:type="spellEnd"/>
+      <w:r>
+        <w:rPr>
+          <w:rFonts w:ascii="Segoe UI" w:hAnsi="Segoe UI" w:cs="Segoe UI"/>
+          <w:color w:val="1F2328"/>
+        </w:rPr>
+        <w:t xml:space="preserve"> di salah </w:t>
+      </w:r>
+      <w:proofErr w:type="spellStart"/>
+      <w:r>
+        <w:rPr>
+          <w:rFonts w:ascii="Segoe UI" w:hAnsi="Segoe UI" w:cs="Segoe UI"/>
+          <w:color w:val="1F2328"/>
+        </w:rPr>
+        <w:t>satu</w:t>
+      </w:r>
+      <w:proofErr w:type="spellEnd"/>
+      <w:r>
+        <w:rPr>
+          <w:rFonts w:ascii="Segoe UI" w:hAnsi="Segoe UI" w:cs="Segoe UI"/>
+          <w:color w:val="1F2328"/>
+        </w:rPr>
+        <w:t xml:space="preserve"> </w:t>
+      </w:r>
+      <w:proofErr w:type="spellStart"/>
+      <w:r>
+        <w:rPr>
+          <w:rFonts w:ascii="Segoe UI" w:hAnsi="Segoe UI" w:cs="Segoe UI"/>
+          <w:color w:val="1F2328"/>
+        </w:rPr>
+        <w:t>halaman</w:t>
+      </w:r>
+      <w:proofErr w:type="spellEnd"/>
+      <w:r>
+        <w:rPr>
+          <w:rFonts w:ascii="Segoe UI" w:hAnsi="Segoe UI" w:cs="Segoe UI"/>
+          <w:color w:val="1F2328"/>
+        </w:rPr>
+        <w:t>.</w:t>
+      </w:r>
+    </w:p>
+    <w:p>
+      <w:pPr>
+        <w:numPr>
+          <w:ilvl w:val="0"/>
+          <w:numId w:val="4"/>
+        </w:numPr>
+        <w:shd w:val="clear" w:color="auto" w:fill="FFFFFF"/>
+        <w:spacing w:after="0" w:afterAutospacing="1" w:line="240" w:lineRule="auto"/>
+        <w:rPr>
+          <w:rFonts w:ascii="Segoe UI" w:hAnsi="Segoe UI" w:cs="Segoe UI"/>
+          <w:color w:val="1F2328"/>
+        </w:rPr>
+      </w:pPr>
+      <w:r>
+        <w:rPr>
+          <w:rStyle w:val="Strong"/>
+          <w:rFonts w:ascii="Segoe UI" w:hAnsi="Segoe UI" w:cs="Segoe UI"/>
+          <w:color w:val="1F2328"/>
+        </w:rPr>
+        <w:t xml:space="preserve">Ubah </w:t>
+      </w:r>
+      <w:proofErr w:type="spellStart"/>
+      <w:r>
+        <w:rPr>
+          <w:rStyle w:val="Strong"/>
+          <w:rFonts w:ascii="Segoe UI" w:hAnsi="Segoe UI" w:cs="Segoe UI"/>
+          <w:color w:val="1F2328"/>
+        </w:rPr>
+        <w:t>posisi</w:t>
+      </w:r>
+      <w:proofErr w:type="spellEnd"/>
+      <w:r>
+        <w:rPr>
+          <w:rStyle w:val="Strong"/>
+          <w:rFonts w:ascii="Segoe UI" w:hAnsi="Segoe UI" w:cs="Segoe UI"/>
+          <w:color w:val="1F2328"/>
+        </w:rPr>
+        <w:t xml:space="preserve"> ikon hamburger</w:t>
+      </w:r>
+      <w:r>
+        <w:rPr>
+          <w:rFonts w:ascii="Segoe UI" w:hAnsi="Segoe UI" w:cs="Segoe UI"/>
+          <w:color w:val="1F2328"/>
+        </w:rPr>
+        <w:t xml:space="preserve"> — </w:t>
+      </w:r>
+      <w:proofErr w:type="spellStart"/>
+      <w:r>
+        <w:rPr>
+          <w:rFonts w:ascii="Segoe UI" w:hAnsi="Segoe UI" w:cs="Segoe UI"/>
+          <w:color w:val="1F2328"/>
+        </w:rPr>
+        <w:t>misalnya</w:t>
+      </w:r>
+      <w:proofErr w:type="spellEnd"/>
+      <w:r>
+        <w:rPr>
+          <w:rFonts w:ascii="Segoe UI" w:hAnsi="Segoe UI" w:cs="Segoe UI"/>
+          <w:color w:val="1F2328"/>
+        </w:rPr>
+        <w:t xml:space="preserve"> </w:t>
+      </w:r>
+      <w:proofErr w:type="spellStart"/>
+      <w:r>
+        <w:rPr>
+          <w:rFonts w:ascii="Segoe UI" w:hAnsi="Segoe UI" w:cs="Segoe UI"/>
+          <w:color w:val="1F2328"/>
+        </w:rPr>
+        <w:t>pindahkan</w:t>
+      </w:r>
+      <w:proofErr w:type="spellEnd"/>
+      <w:r>
+        <w:rPr>
+          <w:rFonts w:ascii="Segoe UI" w:hAnsi="Segoe UI" w:cs="Segoe UI"/>
+          <w:color w:val="1F2328"/>
+        </w:rPr>
+        <w:t> </w:t>
+      </w:r>
+      <w:r>
+        <w:rPr>
+          <w:rStyle w:val="HTMLCode"/>
+          <w:rFonts w:ascii="Consolas" w:eastAsiaTheme="minorHAnsi" w:hAnsi="Consolas"/>
+          <w:color w:val="1F2328"/>
+        </w:rPr>
+        <w:t>.nav-toggle-label</w:t>
+      </w:r>
+      <w:r>
+        <w:rPr>
+          <w:rFonts w:ascii="Segoe UI" w:hAnsi="Segoe UI" w:cs="Segoe UI"/>
+          <w:color w:val="1F2328"/>
+        </w:rPr>
+        <w:t> </w:t>
+      </w:r>
+      <w:proofErr w:type="spellStart"/>
+      <w:r>
+        <w:rPr>
+          <w:rFonts w:ascii="Segoe UI" w:hAnsi="Segoe UI" w:cs="Segoe UI"/>
+          <w:color w:val="1F2328"/>
+        </w:rPr>
+        <w:t>ke</w:t>
+      </w:r>
+      <w:proofErr w:type="spellEnd"/>
+      <w:r>
+        <w:rPr>
+          <w:rFonts w:ascii="Segoe UI" w:hAnsi="Segoe UI" w:cs="Segoe UI"/>
+          <w:color w:val="1F2328"/>
+        </w:rPr>
+        <w:t xml:space="preserve"> </w:t>
+      </w:r>
+      <w:proofErr w:type="spellStart"/>
+      <w:r>
+        <w:rPr>
+          <w:rFonts w:ascii="Segoe UI" w:hAnsi="Segoe UI" w:cs="Segoe UI"/>
+          <w:color w:val="1F2328"/>
+        </w:rPr>
+        <w:t>urutan</w:t>
+      </w:r>
+      <w:proofErr w:type="spellEnd"/>
+      <w:r>
+        <w:rPr>
+          <w:rFonts w:ascii="Segoe UI" w:hAnsi="Segoe UI" w:cs="Segoe UI"/>
+          <w:color w:val="1F2328"/>
+        </w:rPr>
+        <w:t xml:space="preserve"> </w:t>
+      </w:r>
+      <w:proofErr w:type="spellStart"/>
+      <w:r>
+        <w:rPr>
+          <w:rFonts w:ascii="Segoe UI" w:hAnsi="Segoe UI" w:cs="Segoe UI"/>
+          <w:color w:val="1F2328"/>
+        </w:rPr>
+        <w:t>terakhir</w:t>
+      </w:r>
+      <w:proofErr w:type="spellEnd"/>
+      <w:r>
+        <w:rPr>
+          <w:rFonts w:ascii="Segoe UI" w:hAnsi="Segoe UI" w:cs="Segoe UI"/>
+          <w:color w:val="1F2328"/>
+        </w:rPr>
+        <w:t xml:space="preserve"> di </w:t>
+      </w:r>
+      <w:r>
+        <w:rPr>
+          <w:rStyle w:val="HTMLCode"/>
+          <w:rFonts w:ascii="Consolas" w:eastAsiaTheme="minorHAnsi" w:hAnsi="Consolas"/>
+          <w:color w:val="1F2328"/>
+        </w:rPr>
+        <w:t>&lt;header&gt;</w:t>
+      </w:r>
+      <w:r>
+        <w:rPr>
+          <w:rFonts w:ascii="Segoe UI" w:hAnsi="Segoe UI" w:cs="Segoe UI"/>
+          <w:color w:val="1F2328"/>
+        </w:rPr>
+        <w:t> (</w:t>
+      </w:r>
+      <w:proofErr w:type="spellStart"/>
+      <w:r>
+        <w:rPr>
+          <w:rFonts w:ascii="Segoe UI" w:hAnsi="Segoe UI" w:cs="Segoe UI"/>
+          <w:color w:val="1F2328"/>
+        </w:rPr>
+        <w:t>setelah</w:t>
+      </w:r>
+      <w:proofErr w:type="spellEnd"/>
+      <w:r>
+        <w:rPr>
+          <w:rFonts w:ascii="Segoe UI" w:hAnsi="Segoe UI" w:cs="Segoe UI"/>
+          <w:color w:val="1F2328"/>
+        </w:rPr>
+        <w:t> </w:t>
+      </w:r>
+      <w:r>
+        <w:rPr>
+          <w:rStyle w:val="HTMLCode"/>
+          <w:rFonts w:ascii="Consolas" w:eastAsiaTheme="minorHAnsi" w:hAnsi="Consolas"/>
+          <w:color w:val="1F2328"/>
+        </w:rPr>
+        <w:t>&lt;nav&gt;</w:t>
+      </w:r>
+      <w:r>
+        <w:rPr>
+          <w:rFonts w:ascii="Segoe UI" w:hAnsi="Segoe UI" w:cs="Segoe UI"/>
+          <w:color w:val="1F2328"/>
+        </w:rPr>
+        <w:t xml:space="preserve">) </w:t>
+      </w:r>
+      <w:proofErr w:type="spellStart"/>
+      <w:r>
+        <w:rPr>
+          <w:rFonts w:ascii="Segoe UI" w:hAnsi="Segoe UI" w:cs="Segoe UI"/>
+          <w:color w:val="1F2328"/>
+        </w:rPr>
+        <w:t>lalu</w:t>
+      </w:r>
+      <w:proofErr w:type="spellEnd"/>
+      <w:r>
+        <w:rPr>
+          <w:rFonts w:ascii="Segoe UI" w:hAnsi="Segoe UI" w:cs="Segoe UI"/>
+          <w:color w:val="1F2328"/>
+        </w:rPr>
+        <w:t xml:space="preserve"> </w:t>
+      </w:r>
+      <w:proofErr w:type="spellStart"/>
+      <w:r>
+        <w:rPr>
+          <w:rFonts w:ascii="Segoe UI" w:hAnsi="Segoe UI" w:cs="Segoe UI"/>
+          <w:color w:val="1F2328"/>
+        </w:rPr>
+        <w:t>amati</w:t>
+      </w:r>
+      <w:proofErr w:type="spellEnd"/>
+      <w:r>
+        <w:rPr>
+          <w:rFonts w:ascii="Segoe UI" w:hAnsi="Segoe UI" w:cs="Segoe UI"/>
+          <w:color w:val="1F2328"/>
+        </w:rPr>
+        <w:t xml:space="preserve"> </w:t>
+      </w:r>
+      <w:proofErr w:type="spellStart"/>
+      <w:r>
+        <w:rPr>
+          <w:rFonts w:ascii="Segoe UI" w:hAnsi="Segoe UI" w:cs="Segoe UI"/>
+          <w:color w:val="1F2328"/>
+        </w:rPr>
+        <w:t>apakah</w:t>
+      </w:r>
+      <w:proofErr w:type="spellEnd"/>
+      <w:r>
+        <w:rPr>
+          <w:rFonts w:ascii="Segoe UI" w:hAnsi="Segoe UI" w:cs="Segoe UI"/>
+          <w:color w:val="1F2328"/>
+        </w:rPr>
+        <w:t xml:space="preserve"> sibling combinator </w:t>
+      </w:r>
+      <w:r>
+        <w:rPr>
+          <w:rStyle w:val="HTMLCode"/>
+          <w:rFonts w:ascii="Consolas" w:eastAsiaTheme="minorHAnsi" w:hAnsi="Consolas"/>
+          <w:color w:val="1F2328"/>
+        </w:rPr>
+        <w:t>.</w:t>
+      </w:r>
+      <w:proofErr w:type="spellStart"/>
+      <w:r>
+        <w:rPr>
+          <w:rStyle w:val="HTMLCode"/>
+          <w:rFonts w:ascii="Consolas" w:eastAsiaTheme="minorHAnsi" w:hAnsi="Consolas"/>
+          <w:color w:val="1F2328"/>
+        </w:rPr>
+        <w:t>nav-toggle:checked</w:t>
+      </w:r>
+      <w:proofErr w:type="spellEnd"/>
+      <w:r>
+        <w:rPr>
+          <w:rStyle w:val="HTMLCode"/>
+          <w:rFonts w:ascii="Consolas" w:eastAsiaTheme="minorHAnsi" w:hAnsi="Consolas"/>
+          <w:color w:val="1F2328"/>
+        </w:rPr>
+        <w:t xml:space="preserve"> ~ nav</w:t>
+      </w:r>
+      <w:r>
+        <w:rPr>
+          <w:rFonts w:ascii="Segoe UI" w:hAnsi="Segoe UI" w:cs="Segoe UI"/>
+          <w:color w:val="1F2328"/>
+        </w:rPr>
+        <w:t> di </w:t>
+      </w:r>
+      <w:proofErr w:type="spellStart"/>
+      <w:r>
+        <w:rPr>
+          <w:rFonts w:ascii="Segoe UI" w:hAnsi="Segoe UI" w:cs="Segoe UI"/>
+          <w:color w:val="1F2328"/>
+        </w:rPr>
+        <w:fldChar w:fldCharType="begin"/>
+      </w:r>
+      <w:r>
+        <w:rPr>
+          <w:rFonts w:ascii="Segoe UI" w:hAnsi="Segoe UI" w:cs="Segoe UI"/>
+          <w:color w:val="1F2328"/>
+        </w:rPr>
+        <w:instrText xml:space="preserve"> HYPERLINK "https://github.com/dimas1984/PemogramanWeb2026/blob/main/kode-praktikum/jobsheet-03/Dokumentasi/03-css-hamburger-checkbox-hack.md" \l "35-langkah-4--sibling-combinator-menghubungkan-status-ke-nav" </w:instrText>
+      </w:r>
+      <w:r>
+        <w:rPr>
+          <w:rFonts w:ascii="Segoe UI" w:hAnsi="Segoe UI" w:cs="Segoe UI"/>
+          <w:color w:val="1F2328"/>
+        </w:rPr>
+        <w:fldChar w:fldCharType="separate"/>
+      </w:r>
+      <w:r>
+        <w:rPr>
+          <w:rStyle w:val="Hyperlink"/>
+          <w:rFonts w:ascii="Segoe UI" w:hAnsi="Segoe UI" w:cs="Segoe UI"/>
+          <w:color w:val="0969DA"/>
+        </w:rPr>
+        <w:t>bab</w:t>
+      </w:r>
+      <w:proofErr w:type="spellEnd"/>
+      <w:r>
+        <w:rPr>
+          <w:rStyle w:val="Hyperlink"/>
+          <w:rFonts w:ascii="Segoe UI" w:hAnsi="Segoe UI" w:cs="Segoe UI"/>
+          <w:color w:val="0969DA"/>
+        </w:rPr>
+        <w:t xml:space="preserve"> 3 §3.5</w:t>
+      </w:r>
+      <w:r>
+        <w:rPr>
+          <w:rFonts w:ascii="Segoe UI" w:hAnsi="Segoe UI" w:cs="Segoe UI"/>
+          <w:color w:val="1F2328"/>
+        </w:rPr>
+        <w:fldChar w:fldCharType="end"/>
+      </w:r>
+      <w:r>
+        <w:rPr>
+          <w:rFonts w:ascii="Segoe UI" w:hAnsi="Segoe UI" w:cs="Segoe UI"/>
+          <w:color w:val="1F2328"/>
+        </w:rPr>
+        <w:t> </w:t>
+      </w:r>
+      <w:proofErr w:type="spellStart"/>
+      <w:r>
+        <w:rPr>
+          <w:rFonts w:ascii="Segoe UI" w:hAnsi="Segoe UI" w:cs="Segoe UI"/>
+          <w:color w:val="1F2328"/>
+        </w:rPr>
+        <w:t>masih</w:t>
+      </w:r>
+      <w:proofErr w:type="spellEnd"/>
+      <w:r>
+        <w:rPr>
+          <w:rFonts w:ascii="Segoe UI" w:hAnsi="Segoe UI" w:cs="Segoe UI"/>
+          <w:color w:val="1F2328"/>
+        </w:rPr>
+        <w:t xml:space="preserve"> </w:t>
+      </w:r>
+      <w:proofErr w:type="spellStart"/>
+      <w:r>
+        <w:rPr>
+          <w:rFonts w:ascii="Segoe UI" w:hAnsi="Segoe UI" w:cs="Segoe UI"/>
+          <w:color w:val="1F2328"/>
+        </w:rPr>
+        <w:t>bekerja</w:t>
+      </w:r>
+      <w:proofErr w:type="spellEnd"/>
+      <w:r>
+        <w:rPr>
+          <w:rFonts w:ascii="Segoe UI" w:hAnsi="Segoe UI" w:cs="Segoe UI"/>
+          <w:color w:val="1F2328"/>
+        </w:rPr>
+        <w:t xml:space="preserve"> — </w:t>
+      </w:r>
+      <w:proofErr w:type="spellStart"/>
+      <w:r>
+        <w:rPr>
+          <w:rFonts w:ascii="Segoe UI" w:hAnsi="Segoe UI" w:cs="Segoe UI"/>
+          <w:color w:val="1F2328"/>
+        </w:rPr>
+        <w:t>ingat</w:t>
+      </w:r>
+      <w:proofErr w:type="spellEnd"/>
+      <w:r>
+        <w:rPr>
+          <w:rFonts w:ascii="Segoe UI" w:hAnsi="Segoe UI" w:cs="Segoe UI"/>
+          <w:color w:val="1F2328"/>
+        </w:rPr>
+        <w:t xml:space="preserve"> </w:t>
+      </w:r>
+      <w:proofErr w:type="spellStart"/>
+      <w:r>
+        <w:rPr>
+          <w:rFonts w:ascii="Segoe UI" w:hAnsi="Segoe UI" w:cs="Segoe UI"/>
+          <w:color w:val="1F2328"/>
+        </w:rPr>
+        <w:t>catatan</w:t>
+      </w:r>
+      <w:proofErr w:type="spellEnd"/>
+      <w:r>
+        <w:rPr>
+          <w:rFonts w:ascii="Segoe UI" w:hAnsi="Segoe UI" w:cs="Segoe UI"/>
+          <w:color w:val="1F2328"/>
+        </w:rPr>
+        <w:t xml:space="preserve"> </w:t>
+      </w:r>
+      <w:proofErr w:type="spellStart"/>
+      <w:r>
+        <w:rPr>
+          <w:rFonts w:ascii="Segoe UI" w:hAnsi="Segoe UI" w:cs="Segoe UI"/>
+          <w:color w:val="1F2328"/>
+        </w:rPr>
+        <w:t>bahwa</w:t>
+      </w:r>
+      <w:proofErr w:type="spellEnd"/>
+      <w:r>
+        <w:rPr>
+          <w:rFonts w:ascii="Segoe UI" w:hAnsi="Segoe UI" w:cs="Segoe UI"/>
+          <w:color w:val="1F2328"/>
+        </w:rPr>
+        <w:t xml:space="preserve"> combinator </w:t>
+      </w:r>
+      <w:r>
+        <w:rPr>
+          <w:rStyle w:val="HTMLCode"/>
+          <w:rFonts w:ascii="Consolas" w:eastAsiaTheme="minorHAnsi" w:hAnsi="Consolas"/>
+          <w:color w:val="1F2328"/>
+        </w:rPr>
+        <w:t>~</w:t>
+      </w:r>
+      <w:r>
+        <w:rPr>
+          <w:rFonts w:ascii="Segoe UI" w:hAnsi="Segoe UI" w:cs="Segoe UI"/>
+          <w:color w:val="1F2328"/>
+        </w:rPr>
+        <w:t> </w:t>
+      </w:r>
+      <w:proofErr w:type="spellStart"/>
+      <w:r>
+        <w:rPr>
+          <w:rFonts w:ascii="Segoe UI" w:hAnsi="Segoe UI" w:cs="Segoe UI"/>
+          <w:color w:val="1F2328"/>
+        </w:rPr>
+        <w:t>mensyaratkan</w:t>
+      </w:r>
+      <w:proofErr w:type="spellEnd"/>
+      <w:r>
+        <w:rPr>
+          <w:rFonts w:ascii="Segoe UI" w:hAnsi="Segoe UI" w:cs="Segoe UI"/>
+          <w:color w:val="1F2328"/>
+        </w:rPr>
+        <w:t xml:space="preserve"> target </w:t>
+      </w:r>
+      <w:proofErr w:type="spellStart"/>
+      <w:r>
+        <w:rPr>
+          <w:rFonts w:ascii="Segoe UI" w:hAnsi="Segoe UI" w:cs="Segoe UI"/>
+          <w:color w:val="1F2328"/>
+        </w:rPr>
+        <w:t>berada</w:t>
+      </w:r>
+      <w:proofErr w:type="spellEnd"/>
+      <w:r>
+        <w:rPr>
+          <w:rFonts w:ascii="Segoe UI" w:hAnsi="Segoe UI" w:cs="Segoe UI"/>
+          <w:color w:val="1F2328"/>
+        </w:rPr>
+        <w:t> </w:t>
+      </w:r>
+      <w:proofErr w:type="spellStart"/>
+      <w:r>
+        <w:rPr>
+          <w:rStyle w:val="Strong"/>
+          <w:rFonts w:ascii="Segoe UI" w:hAnsi="Segoe UI" w:cs="Segoe UI"/>
+          <w:color w:val="1F2328"/>
+        </w:rPr>
+        <w:t>setelah</w:t>
+      </w:r>
+      <w:proofErr w:type="spellEnd"/>
+      <w:r>
+        <w:rPr>
+          <w:rFonts w:ascii="Segoe UI" w:hAnsi="Segoe UI" w:cs="Segoe UI"/>
+          <w:color w:val="1F2328"/>
+        </w:rPr>
+        <w:t> </w:t>
+      </w:r>
+      <w:proofErr w:type="spellStart"/>
+      <w:r>
+        <w:rPr>
+          <w:rFonts w:ascii="Segoe UI" w:hAnsi="Segoe UI" w:cs="Segoe UI"/>
+          <w:color w:val="1F2328"/>
+        </w:rPr>
+        <w:t>elemen</w:t>
+      </w:r>
+      <w:proofErr w:type="spellEnd"/>
+      <w:r>
+        <w:rPr>
+          <w:rFonts w:ascii="Segoe UI" w:hAnsi="Segoe UI" w:cs="Segoe UI"/>
+          <w:color w:val="1F2328"/>
+        </w:rPr>
+        <w:t xml:space="preserve"> </w:t>
+      </w:r>
+      <w:proofErr w:type="spellStart"/>
+      <w:r>
+        <w:rPr>
+          <w:rFonts w:ascii="Segoe UI" w:hAnsi="Segoe UI" w:cs="Segoe UI"/>
+          <w:color w:val="1F2328"/>
+        </w:rPr>
+        <w:t>sumbernya</w:t>
+      </w:r>
+      <w:proofErr w:type="spellEnd"/>
+      <w:r>
+        <w:rPr>
+          <w:rFonts w:ascii="Segoe UI" w:hAnsi="Segoe UI" w:cs="Segoe UI"/>
+          <w:color w:val="1F2328"/>
+        </w:rPr>
+        <w:t xml:space="preserve"> di HTML.</w:t>
+      </w:r>
+    </w:p>
+    <w:p>
+      <w:pPr>
+        <w:numPr>
+          <w:ilvl w:val="0"/>
+          <w:numId w:val="4"/>
+        </w:numPr>
+        <w:shd w:val="clear" w:color="auto" w:fill="FFFFFF"/>
+        <w:spacing w:after="0" w:afterAutospacing="1" w:line="240" w:lineRule="auto"/>
+        <w:rPr>
+          <w:rFonts w:ascii="Segoe UI" w:hAnsi="Segoe UI" w:cs="Segoe UI"/>
+          <w:color w:val="1F2328"/>
+        </w:rPr>
+      </w:pPr>
+      <w:proofErr w:type="spellStart"/>
+      <w:r>
+        <w:rPr>
+          <w:rStyle w:val="Strong"/>
+          <w:rFonts w:ascii="Segoe UI" w:hAnsi="Segoe UI" w:cs="Segoe UI"/>
+          <w:color w:val="1F2328"/>
+        </w:rPr>
+        <w:t>Bandingkan</w:t>
+      </w:r>
+      <w:proofErr w:type="spellEnd"/>
+      <w:r>
+        <w:rPr>
+          <w:rStyle w:val="Strong"/>
+          <w:rFonts w:ascii="Segoe UI" w:hAnsi="Segoe UI" w:cs="Segoe UI"/>
+          <w:color w:val="1F2328"/>
+        </w:rPr>
+        <w:t xml:space="preserve"> </w:t>
+      </w:r>
+      <w:proofErr w:type="spellStart"/>
+      <w:r>
+        <w:rPr>
+          <w:rStyle w:val="Strong"/>
+          <w:rFonts w:ascii="Segoe UI" w:hAnsi="Segoe UI" w:cs="Segoe UI"/>
+          <w:color w:val="1F2328"/>
+        </w:rPr>
+        <w:t>dengan</w:t>
+      </w:r>
+      <w:proofErr w:type="spellEnd"/>
+      <w:r>
+        <w:rPr>
+          <w:rStyle w:val="Strong"/>
+          <w:rFonts w:ascii="Segoe UI" w:hAnsi="Segoe UI" w:cs="Segoe UI"/>
+          <w:color w:val="1F2328"/>
+        </w:rPr>
+        <w:t xml:space="preserve"> </w:t>
+      </w:r>
+      <w:proofErr w:type="spellStart"/>
+      <w:r>
+        <w:rPr>
+          <w:rStyle w:val="Strong"/>
+          <w:rFonts w:ascii="Segoe UI" w:hAnsi="Segoe UI" w:cs="Segoe UI"/>
+          <w:color w:val="1F2328"/>
+        </w:rPr>
+        <w:t>pendekatan</w:t>
+      </w:r>
+      <w:proofErr w:type="spellEnd"/>
+      <w:r>
+        <w:rPr>
+          <w:rStyle w:val="Strong"/>
+          <w:rFonts w:ascii="Segoe UI" w:hAnsi="Segoe UI" w:cs="Segoe UI"/>
+          <w:color w:val="1F2328"/>
+        </w:rPr>
+        <w:t xml:space="preserve"> mobile-first</w:t>
+      </w:r>
+      <w:r>
+        <w:rPr>
+          <w:rFonts w:ascii="Segoe UI" w:hAnsi="Segoe UI" w:cs="Segoe UI"/>
+          <w:color w:val="1F2328"/>
+        </w:rPr>
+        <w:t xml:space="preserve"> — </w:t>
+      </w:r>
+      <w:proofErr w:type="spellStart"/>
+      <w:r>
+        <w:rPr>
+          <w:rFonts w:ascii="Segoe UI" w:hAnsi="Segoe UI" w:cs="Segoe UI"/>
+          <w:color w:val="1F2328"/>
+        </w:rPr>
+        <w:t>coba</w:t>
+      </w:r>
+      <w:proofErr w:type="spellEnd"/>
+      <w:r>
+        <w:rPr>
+          <w:rFonts w:ascii="Segoe UI" w:hAnsi="Segoe UI" w:cs="Segoe UI"/>
+          <w:color w:val="1F2328"/>
+        </w:rPr>
+        <w:t xml:space="preserve"> </w:t>
+      </w:r>
+      <w:proofErr w:type="spellStart"/>
+      <w:r>
+        <w:rPr>
+          <w:rFonts w:ascii="Segoe UI" w:hAnsi="Segoe UI" w:cs="Segoe UI"/>
+          <w:color w:val="1F2328"/>
+        </w:rPr>
+        <w:t>tulis</w:t>
+      </w:r>
+      <w:proofErr w:type="spellEnd"/>
+      <w:r>
+        <w:rPr>
+          <w:rFonts w:ascii="Segoe UI" w:hAnsi="Segoe UI" w:cs="Segoe UI"/>
+          <w:color w:val="1F2328"/>
+        </w:rPr>
+        <w:t xml:space="preserve"> </w:t>
+      </w:r>
+      <w:proofErr w:type="spellStart"/>
+      <w:r>
+        <w:rPr>
+          <w:rFonts w:ascii="Segoe UI" w:hAnsi="Segoe UI" w:cs="Segoe UI"/>
+          <w:color w:val="1F2328"/>
+        </w:rPr>
+        <w:t>ulang</w:t>
+      </w:r>
+      <w:proofErr w:type="spellEnd"/>
+      <w:r>
+        <w:rPr>
+          <w:rFonts w:ascii="Segoe UI" w:hAnsi="Segoe UI" w:cs="Segoe UI"/>
+          <w:color w:val="1F2328"/>
+        </w:rPr>
+        <w:t> </w:t>
+      </w:r>
+      <w:r>
+        <w:rPr>
+          <w:rStyle w:val="HTMLCode"/>
+          <w:rFonts w:ascii="Consolas" w:eastAsiaTheme="minorHAnsi" w:hAnsi="Consolas"/>
+          <w:color w:val="1F2328"/>
+        </w:rPr>
+        <w:t>style.css</w:t>
+      </w:r>
+      <w:r>
+        <w:rPr>
+          <w:rFonts w:ascii="Segoe UI" w:hAnsi="Segoe UI" w:cs="Segoe UI"/>
+          <w:color w:val="1F2328"/>
+        </w:rPr>
+        <w:t> </w:t>
+      </w:r>
+      <w:proofErr w:type="spellStart"/>
+      <w:r>
+        <w:rPr>
+          <w:rFonts w:ascii="Segoe UI" w:hAnsi="Segoe UI" w:cs="Segoe UI"/>
+          <w:color w:val="1F2328"/>
+        </w:rPr>
+        <w:t>dari</w:t>
+      </w:r>
+      <w:proofErr w:type="spellEnd"/>
+      <w:r>
+        <w:rPr>
+          <w:rFonts w:ascii="Segoe UI" w:hAnsi="Segoe UI" w:cs="Segoe UI"/>
+          <w:color w:val="1F2328"/>
+        </w:rPr>
+        <w:t xml:space="preserve"> </w:t>
+      </w:r>
+      <w:proofErr w:type="spellStart"/>
+      <w:r>
+        <w:rPr>
+          <w:rFonts w:ascii="Segoe UI" w:hAnsi="Segoe UI" w:cs="Segoe UI"/>
+          <w:color w:val="1F2328"/>
+        </w:rPr>
+        <w:t>nol</w:t>
+      </w:r>
+      <w:proofErr w:type="spellEnd"/>
+      <w:r>
+        <w:rPr>
+          <w:rFonts w:ascii="Segoe UI" w:hAnsi="Segoe UI" w:cs="Segoe UI"/>
+          <w:color w:val="1F2328"/>
+        </w:rPr>
+        <w:t xml:space="preserve"> </w:t>
+      </w:r>
+      <w:proofErr w:type="spellStart"/>
+      <w:r>
+        <w:rPr>
+          <w:rFonts w:ascii="Segoe UI" w:hAnsi="Segoe UI" w:cs="Segoe UI"/>
+          <w:color w:val="1F2328"/>
+        </w:rPr>
+        <w:t>memakai</w:t>
+      </w:r>
+      <w:proofErr w:type="spellEnd"/>
+      <w:r>
+        <w:rPr>
+          <w:rFonts w:ascii="Segoe UI" w:hAnsi="Segoe UI" w:cs="Segoe UI"/>
+          <w:color w:val="1F2328"/>
+        </w:rPr>
+        <w:t> </w:t>
+      </w:r>
+      <w:r>
+        <w:rPr>
+          <w:rStyle w:val="HTMLCode"/>
+          <w:rFonts w:ascii="Consolas" w:eastAsiaTheme="minorHAnsi" w:hAnsi="Consolas"/>
+          <w:color w:val="1F2328"/>
+        </w:rPr>
+        <w:t>@media (min-width: ...)</w:t>
+      </w:r>
+      <w:r>
+        <w:rPr>
+          <w:rFonts w:ascii="Segoe UI" w:hAnsi="Segoe UI" w:cs="Segoe UI"/>
+          <w:color w:val="1F2328"/>
+        </w:rPr>
+        <w:t> </w:t>
+      </w:r>
+      <w:proofErr w:type="spellStart"/>
+      <w:r>
+        <w:rPr>
+          <w:rFonts w:ascii="Segoe UI" w:hAnsi="Segoe UI" w:cs="Segoe UI"/>
+          <w:color w:val="1F2328"/>
+        </w:rPr>
+        <w:t>alih-alih</w:t>
+      </w:r>
+      <w:proofErr w:type="spellEnd"/>
+      <w:r>
+        <w:rPr>
+          <w:rFonts w:ascii="Segoe UI" w:hAnsi="Segoe UI" w:cs="Segoe UI"/>
+          <w:color w:val="1F2328"/>
+        </w:rPr>
+        <w:t> </w:t>
+      </w:r>
+      <w:r>
+        <w:rPr>
+          <w:rStyle w:val="HTMLCode"/>
+          <w:rFonts w:ascii="Consolas" w:eastAsiaTheme="minorHAnsi" w:hAnsi="Consolas"/>
+          <w:color w:val="1F2328"/>
+        </w:rPr>
+        <w:t>max-width</w:t>
+      </w:r>
+      <w:r>
+        <w:rPr>
+          <w:rFonts w:ascii="Segoe UI" w:hAnsi="Segoe UI" w:cs="Segoe UI"/>
+          <w:color w:val="1F2328"/>
+        </w:rPr>
+        <w:t xml:space="preserve">, dan </w:t>
+      </w:r>
+      <w:proofErr w:type="spellStart"/>
+      <w:r>
+        <w:rPr>
+          <w:rFonts w:ascii="Segoe UI" w:hAnsi="Segoe UI" w:cs="Segoe UI"/>
+          <w:color w:val="1F2328"/>
+        </w:rPr>
+        <w:t>rasakan</w:t>
+      </w:r>
+      <w:proofErr w:type="spellEnd"/>
+      <w:r>
+        <w:rPr>
+          <w:rFonts w:ascii="Segoe UI" w:hAnsi="Segoe UI" w:cs="Segoe UI"/>
+          <w:color w:val="1F2328"/>
+        </w:rPr>
+        <w:t xml:space="preserve"> </w:t>
+      </w:r>
+      <w:proofErr w:type="spellStart"/>
+      <w:r>
+        <w:rPr>
+          <w:rFonts w:ascii="Segoe UI" w:hAnsi="Segoe UI" w:cs="Segoe UI"/>
+          <w:color w:val="1F2328"/>
+        </w:rPr>
+        <w:t>sendiri</w:t>
+      </w:r>
+      <w:proofErr w:type="spellEnd"/>
+      <w:r>
+        <w:rPr>
+          <w:rFonts w:ascii="Segoe UI" w:hAnsi="Segoe UI" w:cs="Segoe UI"/>
+          <w:color w:val="1F2328"/>
+        </w:rPr>
+        <w:t xml:space="preserve"> </w:t>
+      </w:r>
+      <w:proofErr w:type="spellStart"/>
+      <w:r>
+        <w:rPr>
+          <w:rFonts w:ascii="Segoe UI" w:hAnsi="Segoe UI" w:cs="Segoe UI"/>
+          <w:color w:val="1F2328"/>
+        </w:rPr>
+        <w:t>bedanya</w:t>
+      </w:r>
+      <w:proofErr w:type="spellEnd"/>
+      <w:r>
+        <w:rPr>
+          <w:rFonts w:ascii="Segoe UI" w:hAnsi="Segoe UI" w:cs="Segoe UI"/>
+          <w:color w:val="1F2328"/>
+        </w:rPr>
+        <w:t xml:space="preserve"> </w:t>
+      </w:r>
+      <w:proofErr w:type="spellStart"/>
+      <w:r>
+        <w:rPr>
+          <w:rFonts w:ascii="Segoe UI" w:hAnsi="Segoe UI" w:cs="Segoe UI"/>
+          <w:color w:val="1F2328"/>
+        </w:rPr>
+        <w:t>alur</w:t>
+      </w:r>
+      <w:proofErr w:type="spellEnd"/>
+      <w:r>
+        <w:rPr>
+          <w:rFonts w:ascii="Segoe UI" w:hAnsi="Segoe UI" w:cs="Segoe UI"/>
+          <w:color w:val="1F2328"/>
+        </w:rPr>
+        <w:t xml:space="preserve"> </w:t>
+      </w:r>
+      <w:proofErr w:type="spellStart"/>
+      <w:r>
+        <w:rPr>
+          <w:rFonts w:ascii="Segoe UI" w:hAnsi="Segoe UI" w:cs="Segoe UI"/>
+          <w:color w:val="1F2328"/>
+        </w:rPr>
+        <w:t>berpikirnya</w:t>
+      </w:r>
+      <w:proofErr w:type="spellEnd"/>
+      <w:r>
+        <w:rPr>
+          <w:rFonts w:ascii="Segoe UI" w:hAnsi="Segoe UI" w:cs="Segoe UI"/>
+          <w:color w:val="1F2328"/>
+        </w:rPr>
+        <w:t>.</w:t>
+      </w:r>
+    </w:p>
+    <w:p>
+      <w:pPr>
+        <w:tabs>
+          <w:tab w:val="left" w:pos="1859"/>
+        </w:tabs>
+        <w:rPr>
           <w:rFonts w:ascii="Times New Roman" w:hAnsi="Times New Roman" w:cs="Times New Roman"/>
           <w:sz w:val="28"/>
           <w:szCs w:val="28"/>
+        </w:rPr>
+      </w:pPr>
+    </w:p>
+    <w:p>
+      <w:pPr>
+        <w:tabs>
+          <w:tab w:val="left" w:pos="1859"/>
+        </w:tabs>
+        <w:rPr>
+          <w:rFonts w:ascii="Times New Roman" w:hAnsi="Times New Roman" w:cs="Times New Roman"/>
+          <w:sz w:val="28"/>
+          <w:szCs w:val="28"/>
+        </w:rPr>
+      </w:pPr>
+    </w:p>
+    <w:p>
+      <w:pPr>
+        <w:tabs>
+          <w:tab w:val="left" w:pos="1859"/>
+        </w:tabs>
+        <w:rPr>
+          <w:rFonts w:ascii="Times New Roman" w:hAnsi="Times New Roman" w:cs="Times New Roman"/>
+          <w:sz w:val="28"/>
+          <w:szCs w:val="28"/>
+        </w:rPr>
+      </w:pPr>
+    </w:p>
+    <w:p>
+      <w:pPr>
+        <w:tabs>
+          <w:tab w:val="left" w:pos="1859"/>
+        </w:tabs>
+        <w:rPr>
+          <w:rFonts w:ascii="Times New Roman" w:hAnsi="Times New Roman" w:cs="Times New Roman"/>
+          <w:sz w:val="28"/>
+          <w:szCs w:val="28"/>
+        </w:rPr>
+      </w:pPr>
+    </w:p>
+    <w:p>
+      <w:pPr>
+        <w:tabs>
+          <w:tab w:val="left" w:pos="1859"/>
+        </w:tabs>
+        <w:rPr>
+          <w:rFonts w:ascii="Times New Roman" w:hAnsi="Times New Roman" w:cs="Times New Roman"/>
+          <w:sz w:val="28"/>
+          <w:szCs w:val="28"/>
+        </w:rPr>
+      </w:pPr>
+    </w:p>
+    <w:p>
+      <w:pPr>
+        <w:tabs>
+          <w:tab w:val="left" w:pos="1859"/>
+        </w:tabs>
+        <w:jc w:val="center"/>
+        <w:rPr>
+          <w:rFonts w:ascii="Times New Roman" w:hAnsi="Times New Roman" w:cs="Times New Roman"/>
+          <w:sz w:val="28"/>
+          <w:szCs w:val="28"/>
+        </w:rPr>
+      </w:pPr>
+      <w:r>
+        <w:rPr>
+          <w:rFonts w:ascii="Times New Roman" w:hAnsi="Times New Roman" w:cs="Times New Roman"/>
+          <w:sz w:val="28"/>
+          <w:szCs w:val="28"/>
+        </w:rPr>
+        <w:lastRenderedPageBreak/>
+        <w:t>JOBSHEET 4</w:t>
+      </w:r>
+    </w:p>
+    <w:p>
+      <w:pPr>
+        <w:tabs>
+          <w:tab w:val="left" w:pos="1859"/>
+        </w:tabs>
+        <w:rPr>
+          <w:rFonts w:ascii="Times New Roman" w:hAnsi="Times New Roman" w:cs="Times New Roman"/>
+          <w:sz w:val="24"/>
+          <w:szCs w:val="24"/>
         </w:rPr>
       </w:pPr>
     </w:p>
@@ -1782,6 +4058,119 @@
     </w:lvl>
   </w:abstractNum>
   <w:abstractNum w:abstractNumId="2" w15:restartNumberingAfterBreak="0">
+    <w:nsid w:val="4E40382F"/>
+    <w:multiLevelType w:val="multilevel"/>
+    <w:tmpl w:val="45CE5C38"/>
+    <w:lvl w:ilvl="0">
+      <w:start w:val="1"/>
+      <w:numFmt w:val="decimal"/>
+      <w:lvlText w:val="%1."/>
+      <w:lvlJc w:val="left"/>
+      <w:pPr>
+        <w:tabs>
+          <w:tab w:val="num" w:pos="720"/>
+        </w:tabs>
+        <w:ind w:left="720" w:hanging="360"/>
+      </w:pPr>
+    </w:lvl>
+    <w:lvl w:ilvl="1" w:tentative="1">
+      <w:start w:val="1"/>
+      <w:numFmt w:val="decimal"/>
+      <w:lvlText w:val="%2."/>
+      <w:lvlJc w:val="left"/>
+      <w:pPr>
+        <w:tabs>
+          <w:tab w:val="num" w:pos="1440"/>
+        </w:tabs>
+        <w:ind w:left="1440" w:hanging="360"/>
+      </w:pPr>
+    </w:lvl>
+    <w:lvl w:ilvl="2" w:tentative="1">
+      <w:start w:val="1"/>
+      <w:numFmt w:val="decimal"/>
+      <w:lvlText w:val="%3."/>
+      <w:lvlJc w:val="left"/>
+      <w:pPr>
+        <w:tabs>
+          <w:tab w:val="num" w:pos="2160"/>
+        </w:tabs>
+        <w:ind w:left="2160" w:hanging="360"/>
+      </w:pPr>
+    </w:lvl>
+    <w:lvl w:ilvl="3" w:tentative="1">
+      <w:start w:val="1"/>
+      <w:numFmt w:val="decimal"/>
+      <w:lvlText w:val="%4."/>
+      <w:lvlJc w:val="left"/>
+      <w:pPr>
+        <w:tabs>
+          <w:tab w:val="num" w:pos="2880"/>
+        </w:tabs>
+        <w:ind w:left="2880" w:hanging="360"/>
+      </w:pPr>
+    </w:lvl>
+    <w:lvl w:ilvl="4" w:tentative="1">
+      <w:start w:val="1"/>
+      <w:numFmt w:val="decimal"/>
+      <w:lvlText w:val="%5."/>
+      <w:lvlJc w:val="left"/>
+      <w:pPr>
+        <w:tabs>
+          <w:tab w:val="num" w:pos="3600"/>
+        </w:tabs>
+        <w:ind w:left="3600" w:hanging="360"/>
+      </w:pPr>
+    </w:lvl>
+    <w:lvl w:ilvl="5" w:tentative="1">
+      <w:start w:val="1"/>
+      <w:numFmt w:val="decimal"/>
+      <w:lvlText w:val="%6."/>
+      <w:lvlJc w:val="left"/>
+      <w:pPr>
+        <w:tabs>
+          <w:tab w:val="num" w:pos="4320"/>
+        </w:tabs>
+        <w:ind w:left="4320" w:hanging="360"/>
+      </w:pPr>
+    </w:lvl>
+    <w:lvl w:ilvl="6" w:tentative="1">
+      <w:start w:val="1"/>
+      <w:numFmt w:val="decimal"/>
+      <w:lvlText w:val="%7."/>
+      <w:lvlJc w:val="left"/>
+      <w:pPr>
+        <w:tabs>
+          <w:tab w:val="num" w:pos="5040"/>
+        </w:tabs>
+        <w:ind w:left="5040" w:hanging="360"/>
+      </w:pPr>
+    </w:lvl>
+    <w:lvl w:ilvl="7" w:tentative="1">
+      <w:start w:val="1"/>
+      <w:numFmt w:val="decimal"/>
+      <w:lvlText w:val="%8."/>
+      <w:lvlJc w:val="left"/>
+      <w:pPr>
+        <w:tabs>
+          <w:tab w:val="num" w:pos="5760"/>
+        </w:tabs>
+        <w:ind w:left="5760" w:hanging="360"/>
+      </w:pPr>
+    </w:lvl>
+    <w:lvl w:ilvl="8" w:tentative="1">
+      <w:start w:val="1"/>
+      <w:numFmt w:val="decimal"/>
+      <w:lvlText w:val="%9."/>
+      <w:lvlJc w:val="left"/>
+      <w:pPr>
+        <w:tabs>
+          <w:tab w:val="num" w:pos="6480"/>
+        </w:tabs>
+        <w:ind w:left="6480" w:hanging="360"/>
+      </w:pPr>
+    </w:lvl>
+  </w:abstractNum>
+  <w:abstractNum w:abstractNumId="3" w15:restartNumberingAfterBreak="0">
     <w:nsid w:val="5DB23B8F"/>
     <w:multiLevelType w:val="multilevel"/>
     <w:tmpl w:val="5380DAD6"/>
@@ -1898,10 +4287,13 @@
     <w:abstractNumId w:val="0"/>
   </w:num>
   <w:num w:numId="2">
-    <w:abstractNumId w:val="2"/>
+    <w:abstractNumId w:val="3"/>
   </w:num>
   <w:num w:numId="3">
     <w:abstractNumId w:val="1"/>
+  </w:num>
+  <w:num w:numId="4">
+    <w:abstractNumId w:val="2"/>
   </w:num>
 </w:numbering>
 </file>
@@ -2328,6 +4720,7 @@
   <w:style w:type="character" w:default="1" w:styleId="DefaultParagraphFont">
     <w:name w:val="Default Paragraph Font"/>
     <w:uiPriority w:val="1"/>
+    <w:semiHidden/>
     <w:unhideWhenUsed/>
   </w:style>
   <w:style w:type="table" w:default="1" w:styleId="TableNormal">
